--- a/docs/manuals/01-Technical-Documentation.docx
+++ b/docs/manuals/01-Technical-Documentation.docx
@@ -185,28 +185,28 @@
         <w:p>
           <w:r>
             <w:fldChar w:fldCharType="begin" w:dirty="true"/>
-            <w:instrText xml:space="preserve">TOC \o "1-2" \h \z \u</w:instrText>
+            <w:instrText xml:space="preserve">TOC \o "1-3" \h \z \u</w:instrText>
             <w:fldChar w:fldCharType="separate"/>
             <w:fldChar w:fldCharType="end"/>
           </w:r>
         </w:p>
       </w:sdtContent>
     </w:sdt>
-    <w:bookmarkStart w:id="20" w:name="document-control"/>
     <w:p>
       <w:pPr>
         <w:pStyle w:val="Heading1"/>
       </w:pPr>
+      <w:bookmarkStart w:id="20" w:name="document-control"/>
       <w:r>
         <w:t xml:space="preserve">Document control</w:t>
       </w:r>
+      <w:bookmarkEnd w:id="20"/>
     </w:p>
     <w:tbl>
       <w:tblPr>
         <w:tblStyle w:val="Table"/>
-        <w:tblW w:type="pct" w:w="5000"/>
-        <w:tblLook w:firstRow="1" w:lastRow="0" w:firstColumn="0" w:lastColumn="0" w:noHBand="0" w:noVBand="0" w:val="0020"/>
-        <w:jc w:val="start"/>
+        <w:tblW w:type="pct" w:w="5000.0"/>
+        <w:tblLook w:firstRow="1"/>
       </w:tblPr>
       <w:tblGrid>
         <w:gridCol w:w="2171"/>
@@ -214,12 +214,14 @@
       </w:tblGrid>
       <w:tr>
         <w:trPr>
-          <w:tblHeader w:val="true"/>
-          <w:tblHeader w:val="true"/>
+          <w:cnfStyle w:firstRow="1"/>
         </w:trPr>
         <w:tc>
           <w:tcPr>
-            <w:shd w:val="clear" w:color="auto" w:fill="1E60AE"/>
+            <w:tcBorders>
+              <w:bottom w:val="single"/>
+            </w:tcBorders>
+            <w:vAlign w:val="bottom"/>
           </w:tcPr>
           <w:p>
             <w:pPr>
@@ -227,17 +229,16 @@
               <w:jc w:val="left"/>
             </w:pPr>
             <w:r>
-              <w:rPr>
-                <w:b/>
-                <w:color w:val="FFFFFF"/>
-              </w:rPr>
               <w:t xml:space="preserve">Item</w:t>
             </w:r>
           </w:p>
         </w:tc>
         <w:tc>
           <w:tcPr>
-            <w:shd w:val="clear" w:color="auto" w:fill="1E60AE"/>
+            <w:tcBorders>
+              <w:bottom w:val="single"/>
+            </w:tcBorders>
+            <w:vAlign w:val="bottom"/>
           </w:tcPr>
           <w:p>
             <w:pPr>
@@ -245,10 +246,6 @@
               <w:jc w:val="left"/>
             </w:pPr>
             <w:r>
-              <w:rPr>
-                <w:b/>
-                <w:color w:val="FFFFFF"/>
-              </w:rPr>
               <w:t xml:space="preserve">Value</w:t>
             </w:r>
           </w:p>
@@ -256,7 +253,6 @@
       </w:tr>
       <w:tr>
         <w:tc>
-          <w:tcPr/>
           <w:p>
             <w:pPr>
               <w:pStyle w:val="Compact"/>
@@ -268,7 +264,6 @@
           </w:p>
         </w:tc>
         <w:tc>
-          <w:tcPr/>
           <w:p>
             <w:pPr>
               <w:pStyle w:val="Compact"/>
@@ -282,7 +277,6 @@
       </w:tr>
       <w:tr>
         <w:tc>
-          <w:tcPr/>
           <w:p>
             <w:pPr>
               <w:pStyle w:val="Compact"/>
@@ -294,7 +288,6 @@
           </w:p>
         </w:tc>
         <w:tc>
-          <w:tcPr/>
           <w:p>
             <w:pPr>
               <w:pStyle w:val="Compact"/>
@@ -308,7 +301,6 @@
       </w:tr>
       <w:tr>
         <w:tc>
-          <w:tcPr/>
           <w:p>
             <w:pPr>
               <w:pStyle w:val="Compact"/>
@@ -320,7 +312,6 @@
           </w:p>
         </w:tc>
         <w:tc>
-          <w:tcPr/>
           <w:p>
             <w:pPr>
               <w:pStyle w:val="Compact"/>
@@ -334,7 +325,6 @@
       </w:tr>
       <w:tr>
         <w:tc>
-          <w:tcPr/>
           <w:p>
             <w:pPr>
               <w:pStyle w:val="Compact"/>
@@ -346,7 +336,6 @@
           </w:p>
         </w:tc>
         <w:tc>
-          <w:tcPr/>
           <w:p>
             <w:pPr>
               <w:pStyle w:val="Compact"/>
@@ -393,7 +382,6 @@
       </w:tr>
       <w:tr>
         <w:tc>
-          <w:tcPr/>
           <w:p>
             <w:pPr>
               <w:pStyle w:val="Compact"/>
@@ -405,7 +393,6 @@
           </w:p>
         </w:tc>
         <w:tc>
-          <w:tcPr/>
           <w:p>
             <w:pPr>
               <w:pStyle w:val="Compact"/>
@@ -419,7 +406,6 @@
       </w:tr>
       <w:tr>
         <w:tc>
-          <w:tcPr/>
           <w:p>
             <w:pPr>
               <w:pStyle w:val="Compact"/>
@@ -431,7 +417,6 @@
           </w:p>
         </w:tc>
         <w:tc>
-          <w:tcPr/>
           <w:p>
             <w:pPr>
               <w:pStyle w:val="Compact"/>
@@ -445,7 +430,6 @@
       </w:tr>
       <w:tr>
         <w:tc>
-          <w:tcPr/>
           <w:p>
             <w:pPr>
               <w:pStyle w:val="Compact"/>
@@ -457,23 +441,13 @@
           </w:p>
         </w:tc>
         <w:tc>
-          <w:tcPr/>
-          <w:p>
-            <w:pPr>
-              <w:pStyle w:val="Compact"/>
-              <w:jc w:val="left"/>
-            </w:pPr>
-            <w:r>
-              <w:t xml:space="preserve">Technology Stack (02), Administration Guide (03), Governance &amp; Operations (04), User Manual (05), Training Guide (06), QA report (</w:t>
-            </w:r>
-            <w:r>
-              <w:rPr>
-                <w:rStyle w:val="VerbatimChar"/>
-              </w:rPr>
-              <w:t xml:space="preserve">docs/qa/2026-10-15-e2e-qa-report.md</w:t>
-            </w:r>
-            <w:r>
-              <w:t xml:space="preserve">),</w:t>
+          <w:p>
+            <w:pPr>
+              <w:pStyle w:val="Compact"/>
+              <w:jc w:val="left"/>
+            </w:pPr>
+            <w:r>
+              <w:t xml:space="preserve">Technology Stack (02), Administration Guide (03), Governance &amp; Operations (04), User Manual (05), Training Guide (06),</w:t>
             </w:r>
             <w:r>
               <w:t xml:space="preserve"> </w:t>
@@ -494,7 +468,6 @@
       </w:pPr>
       <w:r>
         <w:rPr>
-          <w:bCs/>
           <w:b/>
         </w:rPr>
         <w:t xml:space="preserve">Change history</w:t>
@@ -503,24 +476,20 @@
     <w:tbl>
       <w:tblPr>
         <w:tblStyle w:val="Table"/>
-        <w:tblW w:type="pct" w:w="5000"/>
-        <w:tblLook w:firstRow="1" w:lastRow="0" w:firstColumn="0" w:lastColumn="0" w:noHBand="0" w:noVBand="0" w:val="0020"/>
-        <w:jc w:val="start"/>
+        <w:tblW w:type="pct" w:w="0.0"/>
+        <w:tblLook w:firstRow="1"/>
       </w:tblPr>
-      <w:tblGrid>
-        <w:gridCol w:w="1980"/>
-        <w:gridCol w:w="1980"/>
-        <w:gridCol w:w="1980"/>
-        <w:gridCol w:w="1980"/>
-      </w:tblGrid>
+      <w:tblGrid/>
       <w:tr>
         <w:trPr>
-          <w:tblHeader w:val="true"/>
-          <w:tblHeader w:val="true"/>
+          <w:cnfStyle w:firstRow="1"/>
         </w:trPr>
         <w:tc>
           <w:tcPr>
-            <w:shd w:val="clear" w:color="auto" w:fill="1E60AE"/>
+            <w:tcBorders>
+              <w:bottom w:val="single"/>
+            </w:tcBorders>
+            <w:vAlign w:val="bottom"/>
           </w:tcPr>
           <w:p>
             <w:pPr>
@@ -528,17 +497,16 @@
               <w:jc w:val="left"/>
             </w:pPr>
             <w:r>
-              <w:rPr>
-                <w:b/>
-                <w:color w:val="FFFFFF"/>
-              </w:rPr>
               <w:t xml:space="preserve">Version</w:t>
             </w:r>
           </w:p>
         </w:tc>
         <w:tc>
           <w:tcPr>
-            <w:shd w:val="clear" w:color="auto" w:fill="1E60AE"/>
+            <w:tcBorders>
+              <w:bottom w:val="single"/>
+            </w:tcBorders>
+            <w:vAlign w:val="bottom"/>
           </w:tcPr>
           <w:p>
             <w:pPr>
@@ -546,17 +514,16 @@
               <w:jc w:val="left"/>
             </w:pPr>
             <w:r>
-              <w:rPr>
-                <w:b/>
-                <w:color w:val="FFFFFF"/>
-              </w:rPr>
               <w:t xml:space="preserve">Date</w:t>
             </w:r>
           </w:p>
         </w:tc>
         <w:tc>
           <w:tcPr>
-            <w:shd w:val="clear" w:color="auto" w:fill="1E60AE"/>
+            <w:tcBorders>
+              <w:bottom w:val="single"/>
+            </w:tcBorders>
+            <w:vAlign w:val="bottom"/>
           </w:tcPr>
           <w:p>
             <w:pPr>
@@ -564,17 +531,16 @@
               <w:jc w:val="left"/>
             </w:pPr>
             <w:r>
-              <w:rPr>
-                <w:b/>
-                <w:color w:val="FFFFFF"/>
-              </w:rPr>
               <w:t xml:space="preserve">Change</w:t>
             </w:r>
           </w:p>
         </w:tc>
         <w:tc>
           <w:tcPr>
-            <w:shd w:val="clear" w:color="auto" w:fill="1E60AE"/>
+            <w:tcBorders>
+              <w:bottom w:val="single"/>
+            </w:tcBorders>
+            <w:vAlign w:val="bottom"/>
           </w:tcPr>
           <w:p>
             <w:pPr>
@@ -582,10 +548,6 @@
               <w:jc w:val="left"/>
             </w:pPr>
             <w:r>
-              <w:rPr>
-                <w:b/>
-                <w:color w:val="FFFFFF"/>
-              </w:rPr>
               <w:t xml:space="preserve">By</w:t>
             </w:r>
           </w:p>
@@ -593,7 +555,6 @@
       </w:tr>
       <w:tr>
         <w:tc>
-          <w:tcPr/>
           <w:p>
             <w:pPr>
               <w:pStyle w:val="Compact"/>
@@ -605,7 +566,6 @@
           </w:p>
         </w:tc>
         <w:tc>
-          <w:tcPr/>
           <w:p>
             <w:pPr>
               <w:pStyle w:val="Compact"/>
@@ -617,7 +577,6 @@
           </w:p>
         </w:tc>
         <w:tc>
-          <w:tcPr/>
           <w:p>
             <w:pPr>
               <w:pStyle w:val="Compact"/>
@@ -629,7 +588,6 @@
           </w:p>
         </w:tc>
         <w:tc>
-          <w:tcPr/>
           <w:p>
             <w:pPr>
               <w:pStyle w:val="Compact"/>
@@ -642,15 +600,15 @@
         </w:tc>
       </w:tr>
     </w:tbl>
-    <w:bookmarkEnd w:id="20"/>
-    <w:bookmarkStart w:id="21" w:name="purpose-and-scope"/>
     <w:p>
       <w:pPr>
         <w:pStyle w:val="Heading1"/>
       </w:pPr>
+      <w:bookmarkStart w:id="21" w:name="purpose-and-scope"/>
       <w:r>
         <w:t xml:space="preserve">1. Purpose and scope</w:t>
       </w:r>
+      <w:bookmarkEnd w:id="21"/>
     </w:p>
     <w:p>
       <w:pPr>
@@ -748,15 +706,15 @@
         <w:t xml:space="preserve">This document describes how the system is built and how it behaves technically. How to install and run it is in the Administration Guide (03). How to use it is in the User Manual (05).</w:t>
       </w:r>
     </w:p>
-    <w:bookmarkEnd w:id="21"/>
-    <w:bookmarkStart w:id="25" w:name="system-overview"/>
     <w:p>
       <w:pPr>
         <w:pStyle w:val="Heading1"/>
       </w:pPr>
+      <w:bookmarkStart w:id="22" w:name="system-overview"/>
       <w:r>
         <w:t xml:space="preserve">2. System overview</w:t>
       </w:r>
+      <w:bookmarkEnd w:id="22"/>
     </w:p>
     <w:p>
       <w:pPr>
@@ -767,18 +725,18 @@
           <wp:inline>
             <wp:extent cx="5334000" cy="2015380"/>
             <wp:effectExtent b="0" l="0" r="0" t="0"/>
-            <wp:docPr descr="GIAW architecture" title="" id="23" name="Picture"/>
+            <wp:docPr descr="GIAW architecture" title="" id="1" name="Picture"/>
             <a:graphic>
               <a:graphicData uri="http://schemas.openxmlformats.org/drawingml/2006/picture">
                 <pic:pic>
                   <pic:nvPicPr>
-                    <pic:cNvPr descr="images/diagram-arch.png" id="24" name="Picture"/>
+                    <pic:cNvPr descr="images/diagram-arch.png" id="0" name="Picture"/>
                     <pic:cNvPicPr>
                       <a:picLocks noChangeArrowheads="1" noChangeAspect="1"/>
                     </pic:cNvPicPr>
                   </pic:nvPicPr>
                   <pic:blipFill>
-                    <a:blip r:embed="rId22"/>
+                    <a:blip r:embed="rId23"/>
                     <a:stretch>
                       <a:fillRect/>
                     </a:stretch>
@@ -825,7 +783,6 @@
       </w:r>
       <w:r>
         <w:rPr>
-          <w:bCs/>
           <w:b/>
         </w:rPr>
         <w:t xml:space="preserve">modular monolith</w:t>
@@ -914,9 +871,8 @@
     <w:tbl>
       <w:tblPr>
         <w:tblStyle w:val="Table"/>
-        <w:tblW w:type="pct" w:w="5000"/>
-        <w:tblLook w:firstRow="1" w:lastRow="0" w:firstColumn="0" w:lastColumn="0" w:noHBand="0" w:noVBand="0" w:val="0020"/>
-        <w:jc w:val="start"/>
+        <w:tblW w:type="pct" w:w="5000.0"/>
+        <w:tblLook w:firstRow="1"/>
       </w:tblPr>
       <w:tblGrid>
         <w:gridCol w:w="1456"/>
@@ -925,12 +881,14 @@
       </w:tblGrid>
       <w:tr>
         <w:trPr>
-          <w:tblHeader w:val="true"/>
-          <w:tblHeader w:val="true"/>
+          <w:cnfStyle w:firstRow="1"/>
         </w:trPr>
         <w:tc>
           <w:tcPr>
-            <w:shd w:val="clear" w:color="auto" w:fill="1E60AE"/>
+            <w:tcBorders>
+              <w:bottom w:val="single"/>
+            </w:tcBorders>
+            <w:vAlign w:val="bottom"/>
           </w:tcPr>
           <w:p>
             <w:pPr>
@@ -938,17 +896,16 @@
               <w:jc w:val="left"/>
             </w:pPr>
             <w:r>
-              <w:rPr>
-                <w:b/>
-                <w:color w:val="FFFFFF"/>
-              </w:rPr>
               <w:t xml:space="preserve">Layer</w:t>
             </w:r>
           </w:p>
         </w:tc>
         <w:tc>
           <w:tcPr>
-            <w:shd w:val="clear" w:color="auto" w:fill="1E60AE"/>
+            <w:tcBorders>
+              <w:bottom w:val="single"/>
+            </w:tcBorders>
+            <w:vAlign w:val="bottom"/>
           </w:tcPr>
           <w:p>
             <w:pPr>
@@ -956,17 +913,16 @@
               <w:jc w:val="left"/>
             </w:pPr>
             <w:r>
-              <w:rPr>
-                <w:b/>
-                <w:color w:val="FFFFFF"/>
-              </w:rPr>
               <w:t xml:space="preserve">Package</w:t>
             </w:r>
           </w:p>
         </w:tc>
         <w:tc>
           <w:tcPr>
-            <w:shd w:val="clear" w:color="auto" w:fill="1E60AE"/>
+            <w:tcBorders>
+              <w:bottom w:val="single"/>
+            </w:tcBorders>
+            <w:vAlign w:val="bottom"/>
           </w:tcPr>
           <w:p>
             <w:pPr>
@@ -974,10 +930,6 @@
               <w:jc w:val="left"/>
             </w:pPr>
             <w:r>
-              <w:rPr>
-                <w:b/>
-                <w:color w:val="FFFFFF"/>
-              </w:rPr>
               <w:t xml:space="preserve">Responsibility</w:t>
             </w:r>
           </w:p>
@@ -985,7 +937,6 @@
       </w:tr>
       <w:tr>
         <w:tc>
-          <w:tcPr/>
           <w:p>
             <w:pPr>
               <w:pStyle w:val="Compact"/>
@@ -997,7 +948,6 @@
           </w:p>
         </w:tc>
         <w:tc>
-          <w:tcPr/>
           <w:p>
             <w:pPr>
               <w:pStyle w:val="Compact"/>
@@ -1012,7 +962,6 @@
           </w:p>
         </w:tc>
         <w:tc>
-          <w:tcPr/>
           <w:p>
             <w:pPr>
               <w:pStyle w:val="Compact"/>
@@ -1038,7 +987,6 @@
       </w:tr>
       <w:tr>
         <w:tc>
-          <w:tcPr/>
           <w:p>
             <w:pPr>
               <w:pStyle w:val="Compact"/>
@@ -1050,7 +998,6 @@
           </w:p>
         </w:tc>
         <w:tc>
-          <w:tcPr/>
           <w:p>
             <w:pPr>
               <w:pStyle w:val="Compact"/>
@@ -1077,7 +1024,6 @@
           </w:p>
         </w:tc>
         <w:tc>
-          <w:tcPr/>
           <w:p>
             <w:pPr>
               <w:pStyle w:val="Compact"/>
@@ -1091,7 +1037,6 @@
       </w:tr>
       <w:tr>
         <w:tc>
-          <w:tcPr/>
           <w:p>
             <w:pPr>
               <w:pStyle w:val="Compact"/>
@@ -1103,7 +1048,6 @@
           </w:p>
         </w:tc>
         <w:tc>
-          <w:tcPr/>
           <w:p>
             <w:pPr>
               <w:pStyle w:val="Compact"/>
@@ -1118,7 +1062,6 @@
           </w:p>
         </w:tc>
         <w:tc>
-          <w:tcPr/>
           <w:p>
             <w:pPr>
               <w:pStyle w:val="Compact"/>
@@ -1132,7 +1075,6 @@
       </w:tr>
       <w:tr>
         <w:tc>
-          <w:tcPr/>
           <w:p>
             <w:pPr>
               <w:pStyle w:val="Compact"/>
@@ -1144,7 +1086,6 @@
           </w:p>
         </w:tc>
         <w:tc>
-          <w:tcPr/>
           <w:p>
             <w:pPr>
               <w:pStyle w:val="Compact"/>
@@ -1159,7 +1100,6 @@
           </w:p>
         </w:tc>
         <w:tc>
-          <w:tcPr/>
           <w:p>
             <w:pPr>
               <w:pStyle w:val="Compact"/>
@@ -1173,7 +1113,6 @@
       </w:tr>
       <w:tr>
         <w:tc>
-          <w:tcPr/>
           <w:p>
             <w:pPr>
               <w:pStyle w:val="Compact"/>
@@ -1185,7 +1124,6 @@
           </w:p>
         </w:tc>
         <w:tc>
-          <w:tcPr/>
           <w:p>
             <w:pPr>
               <w:pStyle w:val="Compact"/>
@@ -1200,7 +1138,6 @@
           </w:p>
         </w:tc>
         <w:tc>
-          <w:tcPr/>
           <w:p>
             <w:pPr>
               <w:pStyle w:val="Compact"/>
@@ -1214,7 +1151,6 @@
       </w:tr>
       <w:tr>
         <w:tc>
-          <w:tcPr/>
           <w:p>
             <w:pPr>
               <w:pStyle w:val="Compact"/>
@@ -1226,7 +1162,6 @@
           </w:p>
         </w:tc>
         <w:tc>
-          <w:tcPr/>
           <w:p>
             <w:pPr>
               <w:pStyle w:val="Compact"/>
@@ -1241,7 +1176,6 @@
           </w:p>
         </w:tc>
         <w:tc>
-          <w:tcPr/>
           <w:p>
             <w:pPr>
               <w:pStyle w:val="Compact"/>
@@ -1255,7 +1189,6 @@
       </w:tr>
       <w:tr>
         <w:tc>
-          <w:tcPr/>
           <w:p>
             <w:pPr>
               <w:pStyle w:val="Compact"/>
@@ -1267,7 +1200,6 @@
           </w:p>
         </w:tc>
         <w:tc>
-          <w:tcPr/>
           <w:p>
             <w:pPr>
               <w:pStyle w:val="Compact"/>
@@ -1282,7 +1214,6 @@
           </w:p>
         </w:tc>
         <w:tc>
-          <w:tcPr/>
           <w:p>
             <w:pPr>
               <w:pStyle w:val="Compact"/>
@@ -1301,7 +1232,6 @@
       </w:pPr>
       <w:r>
         <w:rPr>
-          <w:bCs/>
           <w:b/>
         </w:rPr>
         <w:t xml:space="preserve">Size of the code base (baseline above):</w:t>
@@ -1367,15 +1297,15 @@
         <w:t xml:space="preserve">390 API paths with 501 operations.</w:t>
       </w:r>
     </w:p>
-    <w:bookmarkEnd w:id="25"/>
-    <w:bookmarkStart w:id="26" w:name="business-modules-and-apps"/>
     <w:p>
       <w:pPr>
         <w:pStyle w:val="Heading1"/>
       </w:pPr>
+      <w:bookmarkStart w:id="24" w:name="business-modules-and-apps"/>
       <w:r>
         <w:t xml:space="preserve">3. Business modules and apps</w:t>
       </w:r>
+      <w:bookmarkEnd w:id="24"/>
     </w:p>
     <w:p>
       <w:pPr>
@@ -1389,7 +1319,6 @@
       </w:r>
       <w:r>
         <w:rPr>
-          <w:bCs/>
           <w:b/>
         </w:rPr>
         <w:t xml:space="preserve">app registry</w:t>
@@ -1444,7 +1373,6 @@
       </w:pPr>
       <w:r>
         <w:rPr>
-          <w:iCs/>
           <w:i/>
         </w:rPr>
         <w:t xml:space="preserve">Apps &amp; customization</w:t>
@@ -1480,7 +1408,6 @@
       </w:r>
       <w:r>
         <w:rPr>
-          <w:bCs/>
           <w:b/>
         </w:rPr>
         <w:t xml:space="preserve">Core</w:t>
@@ -1495,9 +1422,8 @@
     <w:tbl>
       <w:tblPr>
         <w:tblStyle w:val="Table"/>
-        <w:tblW w:type="pct" w:w="5000"/>
-        <w:tblLook w:firstRow="1" w:lastRow="0" w:firstColumn="0" w:lastColumn="0" w:noHBand="0" w:noVBand="0" w:val="0020"/>
-        <w:jc w:val="start"/>
+        <w:tblW w:type="pct" w:w="5000.0"/>
+        <w:tblLook w:firstRow="1"/>
       </w:tblPr>
       <w:tblGrid>
         <w:gridCol w:w="1363"/>
@@ -1507,12 +1433,14 @@
       </w:tblGrid>
       <w:tr>
         <w:trPr>
-          <w:tblHeader w:val="true"/>
-          <w:tblHeader w:val="true"/>
+          <w:cnfStyle w:firstRow="1"/>
         </w:trPr>
         <w:tc>
           <w:tcPr>
-            <w:shd w:val="clear" w:color="auto" w:fill="1E60AE"/>
+            <w:tcBorders>
+              <w:bottom w:val="single"/>
+            </w:tcBorders>
+            <w:vAlign w:val="bottom"/>
           </w:tcPr>
           <w:p>
             <w:pPr>
@@ -1520,17 +1448,16 @@
               <w:jc w:val="left"/>
             </w:pPr>
             <w:r>
-              <w:rPr>
-                <w:b/>
-                <w:color w:val="FFFFFF"/>
-              </w:rPr>
               <w:t xml:space="preserve">Group</w:t>
             </w:r>
           </w:p>
         </w:tc>
         <w:tc>
           <w:tcPr>
-            <w:shd w:val="clear" w:color="auto" w:fill="1E60AE"/>
+            <w:tcBorders>
+              <w:bottom w:val="single"/>
+            </w:tcBorders>
+            <w:vAlign w:val="bottom"/>
           </w:tcPr>
           <w:p>
             <w:pPr>
@@ -1538,17 +1465,16 @@
               <w:jc w:val="left"/>
             </w:pPr>
             <w:r>
-              <w:rPr>
-                <w:b/>
-                <w:color w:val="FFFFFF"/>
-              </w:rPr>
               <w:t xml:space="preserve">App</w:t>
             </w:r>
           </w:p>
         </w:tc>
         <w:tc>
           <w:tcPr>
-            <w:shd w:val="clear" w:color="auto" w:fill="1E60AE"/>
+            <w:tcBorders>
+              <w:bottom w:val="single"/>
+            </w:tcBorders>
+            <w:vAlign w:val="bottom"/>
           </w:tcPr>
           <w:p>
             <w:pPr>
@@ -1556,17 +1482,16 @@
               <w:jc w:val="left"/>
             </w:pPr>
             <w:r>
-              <w:rPr>
-                <w:b/>
-                <w:color w:val="FFFFFF"/>
-              </w:rPr>
               <w:t xml:space="preserve">Main screens / features</w:t>
             </w:r>
           </w:p>
         </w:tc>
         <w:tc>
           <w:tcPr>
-            <w:shd w:val="clear" w:color="auto" w:fill="1E60AE"/>
+            <w:tcBorders>
+              <w:bottom w:val="single"/>
+            </w:tcBorders>
+            <w:vAlign w:val="bottom"/>
           </w:tcPr>
           <w:p>
             <w:pPr>
@@ -1574,10 +1499,6 @@
               <w:jc w:val="left"/>
             </w:pPr>
             <w:r>
-              <w:rPr>
-                <w:b/>
-                <w:color w:val="FFFFFF"/>
-              </w:rPr>
               <w:t xml:space="preserve">Core</w:t>
             </w:r>
           </w:p>
@@ -1585,7 +1506,6 @@
       </w:tr>
       <w:tr>
         <w:tc>
-          <w:tcPr/>
           <w:p>
             <w:pPr>
               <w:pStyle w:val="Compact"/>
@@ -1597,7 +1517,6 @@
           </w:p>
         </w:tc>
         <w:tc>
-          <w:tcPr/>
           <w:p>
             <w:pPr>
               <w:pStyle w:val="Compact"/>
@@ -1609,7 +1528,6 @@
           </w:p>
         </w:tc>
         <w:tc>
-          <w:tcPr/>
           <w:p>
             <w:pPr>
               <w:pStyle w:val="Compact"/>
@@ -1621,7 +1539,6 @@
           </w:p>
         </w:tc>
         <w:tc>
-          <w:tcPr/>
           <w:p>
             <w:pPr>
               <w:pStyle w:val="Compact"/>
@@ -1635,7 +1552,6 @@
       </w:tr>
       <w:tr>
         <w:tc>
-          <w:tcPr/>
           <w:p>
             <w:pPr>
               <w:pStyle w:val="Compact"/>
@@ -1647,7 +1563,6 @@
           </w:p>
         </w:tc>
         <w:tc>
-          <w:tcPr/>
           <w:p>
             <w:pPr>
               <w:pStyle w:val="Compact"/>
@@ -1659,7 +1574,6 @@
           </w:p>
         </w:tc>
         <w:tc>
-          <w:tcPr/>
           <w:p>
             <w:pPr>
               <w:pStyle w:val="Compact"/>
@@ -1671,7 +1585,6 @@
           </w:p>
         </w:tc>
         <w:tc>
-          <w:tcPr/>
           <w:p>
             <w:pPr>
               <w:pStyle w:val="Compact"/>
@@ -1685,7 +1598,6 @@
       </w:tr>
       <w:tr>
         <w:tc>
-          <w:tcPr/>
           <w:p>
             <w:pPr>
               <w:pStyle w:val="Compact"/>
@@ -1697,7 +1609,6 @@
           </w:p>
         </w:tc>
         <w:tc>
-          <w:tcPr/>
           <w:p>
             <w:pPr>
               <w:pStyle w:val="Compact"/>
@@ -1709,7 +1620,6 @@
           </w:p>
         </w:tc>
         <w:tc>
-          <w:tcPr/>
           <w:p>
             <w:pPr>
               <w:pStyle w:val="Compact"/>
@@ -1721,7 +1631,6 @@
           </w:p>
         </w:tc>
         <w:tc>
-          <w:tcPr/>
           <w:p>
             <w:pPr>
               <w:pStyle w:val="Compact"/>
@@ -1735,7 +1644,6 @@
       </w:tr>
       <w:tr>
         <w:tc>
-          <w:tcPr/>
           <w:p>
             <w:pPr>
               <w:pStyle w:val="Compact"/>
@@ -1747,7 +1655,6 @@
           </w:p>
         </w:tc>
         <w:tc>
-          <w:tcPr/>
           <w:p>
             <w:pPr>
               <w:pStyle w:val="Compact"/>
@@ -1759,7 +1666,6 @@
           </w:p>
         </w:tc>
         <w:tc>
-          <w:tcPr/>
           <w:p>
             <w:pPr>
               <w:pStyle w:val="Compact"/>
@@ -1771,7 +1677,6 @@
           </w:p>
         </w:tc>
         <w:tc>
-          <w:tcPr/>
           <w:p>
             <w:pPr>
               <w:pStyle w:val="Compact"/>
@@ -1785,7 +1690,6 @@
       </w:tr>
       <w:tr>
         <w:tc>
-          <w:tcPr/>
           <w:p>
             <w:pPr>
               <w:pStyle w:val="Compact"/>
@@ -1797,7 +1701,6 @@
           </w:p>
         </w:tc>
         <w:tc>
-          <w:tcPr/>
           <w:p>
             <w:pPr>
               <w:pStyle w:val="Compact"/>
@@ -1809,7 +1712,6 @@
           </w:p>
         </w:tc>
         <w:tc>
-          <w:tcPr/>
           <w:p>
             <w:pPr>
               <w:pStyle w:val="Compact"/>
@@ -1821,7 +1723,6 @@
           </w:p>
         </w:tc>
         <w:tc>
-          <w:tcPr/>
           <w:p>
             <w:pPr>
               <w:pStyle w:val="Compact"/>
@@ -1835,7 +1736,6 @@
       </w:tr>
       <w:tr>
         <w:tc>
-          <w:tcPr/>
           <w:p>
             <w:pPr>
               <w:pStyle w:val="Compact"/>
@@ -1847,7 +1747,6 @@
           </w:p>
         </w:tc>
         <w:tc>
-          <w:tcPr/>
           <w:p>
             <w:pPr>
               <w:pStyle w:val="Compact"/>
@@ -1859,7 +1758,6 @@
           </w:p>
         </w:tc>
         <w:tc>
-          <w:tcPr/>
           <w:p>
             <w:pPr>
               <w:pStyle w:val="Compact"/>
@@ -1871,7 +1769,6 @@
           </w:p>
         </w:tc>
         <w:tc>
-          <w:tcPr/>
           <w:p>
             <w:pPr>
               <w:pStyle w:val="Compact"/>
@@ -1885,7 +1782,6 @@
       </w:tr>
       <w:tr>
         <w:tc>
-          <w:tcPr/>
           <w:p>
             <w:pPr>
               <w:pStyle w:val="Compact"/>
@@ -1897,7 +1793,6 @@
           </w:p>
         </w:tc>
         <w:tc>
-          <w:tcPr/>
           <w:p>
             <w:pPr>
               <w:pStyle w:val="Compact"/>
@@ -1909,7 +1804,6 @@
           </w:p>
         </w:tc>
         <w:tc>
-          <w:tcPr/>
           <w:p>
             <w:pPr>
               <w:pStyle w:val="Compact"/>
@@ -1921,7 +1815,6 @@
           </w:p>
         </w:tc>
         <w:tc>
-          <w:tcPr/>
           <w:p>
             <w:pPr>
               <w:pStyle w:val="Compact"/>
@@ -1935,7 +1828,6 @@
       </w:tr>
       <w:tr>
         <w:tc>
-          <w:tcPr/>
           <w:p>
             <w:pPr>
               <w:pStyle w:val="Compact"/>
@@ -1947,7 +1839,6 @@
           </w:p>
         </w:tc>
         <w:tc>
-          <w:tcPr/>
           <w:p>
             <w:pPr>
               <w:pStyle w:val="Compact"/>
@@ -1959,7 +1850,6 @@
           </w:p>
         </w:tc>
         <w:tc>
-          <w:tcPr/>
           <w:p>
             <w:pPr>
               <w:pStyle w:val="Compact"/>
@@ -1971,7 +1861,6 @@
           </w:p>
         </w:tc>
         <w:tc>
-          <w:tcPr/>
           <w:p>
             <w:pPr>
               <w:pStyle w:val="Compact"/>
@@ -1985,7 +1874,6 @@
       </w:tr>
       <w:tr>
         <w:tc>
-          <w:tcPr/>
           <w:p>
             <w:pPr>
               <w:pStyle w:val="Compact"/>
@@ -1997,7 +1885,6 @@
           </w:p>
         </w:tc>
         <w:tc>
-          <w:tcPr/>
           <w:p>
             <w:pPr>
               <w:pStyle w:val="Compact"/>
@@ -2009,7 +1896,6 @@
           </w:p>
         </w:tc>
         <w:tc>
-          <w:tcPr/>
           <w:p>
             <w:pPr>
               <w:pStyle w:val="Compact"/>
@@ -2021,7 +1907,6 @@
           </w:p>
         </w:tc>
         <w:tc>
-          <w:tcPr/>
           <w:p>
             <w:pPr>
               <w:pStyle w:val="Compact"/>
@@ -2035,7 +1920,6 @@
       </w:tr>
       <w:tr>
         <w:tc>
-          <w:tcPr/>
           <w:p>
             <w:pPr>
               <w:pStyle w:val="Compact"/>
@@ -2047,7 +1931,6 @@
           </w:p>
         </w:tc>
         <w:tc>
-          <w:tcPr/>
           <w:p>
             <w:pPr>
               <w:pStyle w:val="Compact"/>
@@ -2059,7 +1942,6 @@
           </w:p>
         </w:tc>
         <w:tc>
-          <w:tcPr/>
           <w:p>
             <w:pPr>
               <w:pStyle w:val="Compact"/>
@@ -2071,7 +1953,6 @@
           </w:p>
         </w:tc>
         <w:tc>
-          <w:tcPr/>
           <w:p>
             <w:pPr>
               <w:pStyle w:val="Compact"/>
@@ -2085,7 +1966,6 @@
       </w:tr>
       <w:tr>
         <w:tc>
-          <w:tcPr/>
           <w:p>
             <w:pPr>
               <w:pStyle w:val="Compact"/>
@@ -2097,7 +1977,6 @@
           </w:p>
         </w:tc>
         <w:tc>
-          <w:tcPr/>
           <w:p>
             <w:pPr>
               <w:pStyle w:val="Compact"/>
@@ -2109,7 +1988,6 @@
           </w:p>
         </w:tc>
         <w:tc>
-          <w:tcPr/>
           <w:p>
             <w:pPr>
               <w:pStyle w:val="Compact"/>
@@ -2121,7 +1999,6 @@
           </w:p>
         </w:tc>
         <w:tc>
-          <w:tcPr/>
           <w:p>
             <w:pPr>
               <w:pStyle w:val="Compact"/>
@@ -2135,7 +2012,6 @@
       </w:tr>
       <w:tr>
         <w:tc>
-          <w:tcPr/>
           <w:p>
             <w:pPr>
               <w:pStyle w:val="Compact"/>
@@ -2147,7 +2023,6 @@
           </w:p>
         </w:tc>
         <w:tc>
-          <w:tcPr/>
           <w:p>
             <w:pPr>
               <w:pStyle w:val="Compact"/>
@@ -2159,7 +2034,6 @@
           </w:p>
         </w:tc>
         <w:tc>
-          <w:tcPr/>
           <w:p>
             <w:pPr>
               <w:pStyle w:val="Compact"/>
@@ -2171,7 +2045,6 @@
           </w:p>
         </w:tc>
         <w:tc>
-          <w:tcPr/>
           <w:p>
             <w:pPr>
               <w:pStyle w:val="Compact"/>
@@ -2185,7 +2058,6 @@
       </w:tr>
       <w:tr>
         <w:tc>
-          <w:tcPr/>
           <w:p>
             <w:pPr>
               <w:pStyle w:val="Compact"/>
@@ -2197,7 +2069,6 @@
           </w:p>
         </w:tc>
         <w:tc>
-          <w:tcPr/>
           <w:p>
             <w:pPr>
               <w:pStyle w:val="Compact"/>
@@ -2209,7 +2080,6 @@
           </w:p>
         </w:tc>
         <w:tc>
-          <w:tcPr/>
           <w:p>
             <w:pPr>
               <w:pStyle w:val="Compact"/>
@@ -2221,7 +2091,6 @@
           </w:p>
         </w:tc>
         <w:tc>
-          <w:tcPr/>
           <w:p>
             <w:pPr>
               <w:pStyle w:val="Compact"/>
@@ -2235,7 +2104,6 @@
       </w:tr>
       <w:tr>
         <w:tc>
-          <w:tcPr/>
           <w:p>
             <w:pPr>
               <w:pStyle w:val="Compact"/>
@@ -2247,7 +2115,6 @@
           </w:p>
         </w:tc>
         <w:tc>
-          <w:tcPr/>
           <w:p>
             <w:pPr>
               <w:pStyle w:val="Compact"/>
@@ -2259,7 +2126,6 @@
           </w:p>
         </w:tc>
         <w:tc>
-          <w:tcPr/>
           <w:p>
             <w:pPr>
               <w:pStyle w:val="Compact"/>
@@ -2271,7 +2137,6 @@
           </w:p>
         </w:tc>
         <w:tc>
-          <w:tcPr/>
           <w:p>
             <w:pPr>
               <w:pStyle w:val="Compact"/>
@@ -2285,7 +2150,6 @@
       </w:tr>
       <w:tr>
         <w:tc>
-          <w:tcPr/>
           <w:p>
             <w:pPr>
               <w:pStyle w:val="Compact"/>
@@ -2297,7 +2161,6 @@
           </w:p>
         </w:tc>
         <w:tc>
-          <w:tcPr/>
           <w:p>
             <w:pPr>
               <w:pStyle w:val="Compact"/>
@@ -2309,7 +2172,6 @@
           </w:p>
         </w:tc>
         <w:tc>
-          <w:tcPr/>
           <w:p>
             <w:pPr>
               <w:pStyle w:val="Compact"/>
@@ -2321,7 +2183,6 @@
           </w:p>
         </w:tc>
         <w:tc>
-          <w:tcPr/>
           <w:p>
             <w:pPr>
               <w:pStyle w:val="Compact"/>
@@ -2335,7 +2196,6 @@
       </w:tr>
       <w:tr>
         <w:tc>
-          <w:tcPr/>
           <w:p>
             <w:pPr>
               <w:pStyle w:val="Compact"/>
@@ -2347,7 +2207,6 @@
           </w:p>
         </w:tc>
         <w:tc>
-          <w:tcPr/>
           <w:p>
             <w:pPr>
               <w:pStyle w:val="Compact"/>
@@ -2359,7 +2218,6 @@
           </w:p>
         </w:tc>
         <w:tc>
-          <w:tcPr/>
           <w:p>
             <w:pPr>
               <w:pStyle w:val="Compact"/>
@@ -2371,7 +2229,6 @@
           </w:p>
         </w:tc>
         <w:tc>
-          <w:tcPr/>
           <w:p>
             <w:pPr>
               <w:pStyle w:val="Compact"/>
@@ -2385,7 +2242,6 @@
       </w:tr>
       <w:tr>
         <w:tc>
-          <w:tcPr/>
           <w:p>
             <w:pPr>
               <w:pStyle w:val="Compact"/>
@@ -2397,7 +2253,6 @@
           </w:p>
         </w:tc>
         <w:tc>
-          <w:tcPr/>
           <w:p>
             <w:pPr>
               <w:pStyle w:val="Compact"/>
@@ -2409,7 +2264,6 @@
           </w:p>
         </w:tc>
         <w:tc>
-          <w:tcPr/>
           <w:p>
             <w:pPr>
               <w:pStyle w:val="Compact"/>
@@ -2421,7 +2275,6 @@
           </w:p>
         </w:tc>
         <w:tc>
-          <w:tcPr/>
           <w:p>
             <w:pPr>
               <w:pStyle w:val="Compact"/>
@@ -2435,7 +2288,6 @@
       </w:tr>
       <w:tr>
         <w:tc>
-          <w:tcPr/>
           <w:p>
             <w:pPr>
               <w:pStyle w:val="Compact"/>
@@ -2447,7 +2299,6 @@
           </w:p>
         </w:tc>
         <w:tc>
-          <w:tcPr/>
           <w:p>
             <w:pPr>
               <w:pStyle w:val="Compact"/>
@@ -2459,7 +2310,6 @@
           </w:p>
         </w:tc>
         <w:tc>
-          <w:tcPr/>
           <w:p>
             <w:pPr>
               <w:pStyle w:val="Compact"/>
@@ -2471,7 +2321,6 @@
           </w:p>
         </w:tc>
         <w:tc>
-          <w:tcPr/>
           <w:p>
             <w:pPr>
               <w:pStyle w:val="Compact"/>
@@ -2485,7 +2334,6 @@
       </w:tr>
       <w:tr>
         <w:tc>
-          <w:tcPr/>
           <w:p>
             <w:pPr>
               <w:pStyle w:val="Compact"/>
@@ -2497,7 +2345,6 @@
           </w:p>
         </w:tc>
         <w:tc>
-          <w:tcPr/>
           <w:p>
             <w:pPr>
               <w:pStyle w:val="Compact"/>
@@ -2509,7 +2356,6 @@
           </w:p>
         </w:tc>
         <w:tc>
-          <w:tcPr/>
           <w:p>
             <w:pPr>
               <w:pStyle w:val="Compact"/>
@@ -2521,7 +2367,6 @@
           </w:p>
         </w:tc>
         <w:tc>
-          <w:tcPr/>
           <w:p>
             <w:pPr>
               <w:pStyle w:val="Compact"/>
@@ -2535,7 +2380,6 @@
       </w:tr>
       <w:tr>
         <w:tc>
-          <w:tcPr/>
           <w:p>
             <w:pPr>
               <w:pStyle w:val="Compact"/>
@@ -2547,7 +2391,6 @@
           </w:p>
         </w:tc>
         <w:tc>
-          <w:tcPr/>
           <w:p>
             <w:pPr>
               <w:pStyle w:val="Compact"/>
@@ -2559,7 +2402,6 @@
           </w:p>
         </w:tc>
         <w:tc>
-          <w:tcPr/>
           <w:p>
             <w:pPr>
               <w:pStyle w:val="Compact"/>
@@ -2571,7 +2413,6 @@
           </w:p>
         </w:tc>
         <w:tc>
-          <w:tcPr/>
           <w:p>
             <w:pPr>
               <w:pStyle w:val="Compact"/>
@@ -2585,7 +2426,6 @@
       </w:tr>
       <w:tr>
         <w:tc>
-          <w:tcPr/>
           <w:p>
             <w:pPr>
               <w:pStyle w:val="Compact"/>
@@ -2597,7 +2437,6 @@
           </w:p>
         </w:tc>
         <w:tc>
-          <w:tcPr/>
           <w:p>
             <w:pPr>
               <w:pStyle w:val="Compact"/>
@@ -2609,7 +2448,6 @@
           </w:p>
         </w:tc>
         <w:tc>
-          <w:tcPr/>
           <w:p>
             <w:pPr>
               <w:pStyle w:val="Compact"/>
@@ -2621,7 +2459,6 @@
           </w:p>
         </w:tc>
         <w:tc>
-          <w:tcPr/>
           <w:p>
             <w:pPr>
               <w:pStyle w:val="Compact"/>
@@ -2635,7 +2472,6 @@
       </w:tr>
       <w:tr>
         <w:tc>
-          <w:tcPr/>
           <w:p>
             <w:pPr>
               <w:pStyle w:val="Compact"/>
@@ -2647,7 +2483,6 @@
           </w:p>
         </w:tc>
         <w:tc>
-          <w:tcPr/>
           <w:p>
             <w:pPr>
               <w:pStyle w:val="Compact"/>
@@ -2659,7 +2494,6 @@
           </w:p>
         </w:tc>
         <w:tc>
-          <w:tcPr/>
           <w:p>
             <w:pPr>
               <w:pStyle w:val="Compact"/>
@@ -2671,7 +2505,6 @@
           </w:p>
         </w:tc>
         <w:tc>
-          <w:tcPr/>
           <w:p>
             <w:pPr>
               <w:pStyle w:val="Compact"/>
@@ -2685,7 +2518,6 @@
       </w:tr>
       <w:tr>
         <w:tc>
-          <w:tcPr/>
           <w:p>
             <w:pPr>
               <w:pStyle w:val="Compact"/>
@@ -2697,7 +2529,6 @@
           </w:p>
         </w:tc>
         <w:tc>
-          <w:tcPr/>
           <w:p>
             <w:pPr>
               <w:pStyle w:val="Compact"/>
@@ -2709,7 +2540,6 @@
           </w:p>
         </w:tc>
         <w:tc>
-          <w:tcPr/>
           <w:p>
             <w:pPr>
               <w:pStyle w:val="Compact"/>
@@ -2721,7 +2551,6 @@
           </w:p>
         </w:tc>
         <w:tc>
-          <w:tcPr/>
           <w:p>
             <w:pPr>
               <w:pStyle w:val="Compact"/>
@@ -2735,7 +2564,6 @@
       </w:tr>
       <w:tr>
         <w:tc>
-          <w:tcPr/>
           <w:p>
             <w:pPr>
               <w:pStyle w:val="Compact"/>
@@ -2747,7 +2575,6 @@
           </w:p>
         </w:tc>
         <w:tc>
-          <w:tcPr/>
           <w:p>
             <w:pPr>
               <w:pStyle w:val="Compact"/>
@@ -2759,7 +2586,6 @@
           </w:p>
         </w:tc>
         <w:tc>
-          <w:tcPr/>
           <w:p>
             <w:pPr>
               <w:pStyle w:val="Compact"/>
@@ -2771,7 +2597,6 @@
           </w:p>
         </w:tc>
         <w:tc>
-          <w:tcPr/>
           <w:p>
             <w:pPr>
               <w:pStyle w:val="Compact"/>
@@ -2790,7 +2615,6 @@
       </w:pPr>
       <w:r>
         <w:rPr>
-          <w:bCs/>
           <w:b/>
         </w:rPr>
         <w:t xml:space="preserve">Merged apps.</w:t>
@@ -2832,9 +2656,8 @@
     <w:tbl>
       <w:tblPr>
         <w:tblStyle w:val="Table"/>
-        <w:tblW w:type="pct" w:w="5000"/>
-        <w:tblLook w:firstRow="1" w:lastRow="0" w:firstColumn="0" w:lastColumn="0" w:noHBand="0" w:noVBand="0" w:val="0020"/>
-        <w:jc w:val="start"/>
+        <w:tblW w:type="pct" w:w="5000.0"/>
+        <w:tblLook w:firstRow="1"/>
       </w:tblPr>
       <w:tblGrid>
         <w:gridCol w:w="1980"/>
@@ -2842,12 +2665,14 @@
       </w:tblGrid>
       <w:tr>
         <w:trPr>
-          <w:tblHeader w:val="true"/>
-          <w:tblHeader w:val="true"/>
+          <w:cnfStyle w:firstRow="1"/>
         </w:trPr>
         <w:tc>
           <w:tcPr>
-            <w:shd w:val="clear" w:color="auto" w:fill="1E60AE"/>
+            <w:tcBorders>
+              <w:bottom w:val="single"/>
+            </w:tcBorders>
+            <w:vAlign w:val="bottom"/>
           </w:tcPr>
           <w:p>
             <w:pPr>
@@ -2855,17 +2680,16 @@
               <w:jc w:val="left"/>
             </w:pPr>
             <w:r>
-              <w:rPr>
-                <w:b/>
-                <w:color w:val="FFFFFF"/>
-              </w:rPr>
               <w:t xml:space="preserve">Host</w:t>
             </w:r>
           </w:p>
         </w:tc>
         <w:tc>
           <w:tcPr>
-            <w:shd w:val="clear" w:color="auto" w:fill="1E60AE"/>
+            <w:tcBorders>
+              <w:bottom w:val="single"/>
+            </w:tcBorders>
+            <w:vAlign w:val="bottom"/>
           </w:tcPr>
           <w:p>
             <w:pPr>
@@ -2873,10 +2697,6 @@
               <w:jc w:val="left"/>
             </w:pPr>
             <w:r>
-              <w:rPr>
-                <w:b/>
-                <w:color w:val="FFFFFF"/>
-              </w:rPr>
               <w:t xml:space="preserve">Tabs</w:t>
             </w:r>
           </w:p>
@@ -2884,7 +2704,6 @@
       </w:tr>
       <w:tr>
         <w:tc>
-          <w:tcPr/>
           <w:p>
             <w:pPr>
               <w:pStyle w:val="Compact"/>
@@ -2896,7 +2715,6 @@
           </w:p>
         </w:tc>
         <w:tc>
-          <w:tcPr/>
           <w:p>
             <w:pPr>
               <w:pStyle w:val="Compact"/>
@@ -2910,7 +2728,6 @@
       </w:tr>
       <w:tr>
         <w:tc>
-          <w:tcPr/>
           <w:p>
             <w:pPr>
               <w:pStyle w:val="Compact"/>
@@ -2922,7 +2739,6 @@
           </w:p>
         </w:tc>
         <w:tc>
-          <w:tcPr/>
           <w:p>
             <w:pPr>
               <w:pStyle w:val="Compact"/>
@@ -2936,7 +2752,6 @@
       </w:tr>
       <w:tr>
         <w:tc>
-          <w:tcPr/>
           <w:p>
             <w:pPr>
               <w:pStyle w:val="Compact"/>
@@ -2948,7 +2763,6 @@
           </w:p>
         </w:tc>
         <w:tc>
-          <w:tcPr/>
           <w:p>
             <w:pPr>
               <w:pStyle w:val="Compact"/>
@@ -2962,7 +2776,6 @@
       </w:tr>
       <w:tr>
         <w:tc>
-          <w:tcPr/>
           <w:p>
             <w:pPr>
               <w:pStyle w:val="Compact"/>
@@ -2974,7 +2787,6 @@
           </w:p>
         </w:tc>
         <w:tc>
-          <w:tcPr/>
           <w:p>
             <w:pPr>
               <w:pStyle w:val="Compact"/>
@@ -2988,7 +2800,6 @@
       </w:tr>
       <w:tr>
         <w:tc>
-          <w:tcPr/>
           <w:p>
             <w:pPr>
               <w:pStyle w:val="Compact"/>
@@ -3000,7 +2811,6 @@
           </w:p>
         </w:tc>
         <w:tc>
-          <w:tcPr/>
           <w:p>
             <w:pPr>
               <w:pStyle w:val="Compact"/>
@@ -3014,7 +2824,6 @@
       </w:tr>
       <w:tr>
         <w:tc>
-          <w:tcPr/>
           <w:p>
             <w:pPr>
               <w:pStyle w:val="Compact"/>
@@ -3026,7 +2835,6 @@
           </w:p>
         </w:tc>
         <w:tc>
-          <w:tcPr/>
           <w:p>
             <w:pPr>
               <w:pStyle w:val="Compact"/>
@@ -3040,7 +2848,6 @@
       </w:tr>
       <w:tr>
         <w:tc>
-          <w:tcPr/>
           <w:p>
             <w:pPr>
               <w:pStyle w:val="Compact"/>
@@ -3052,7 +2859,6 @@
           </w:p>
         </w:tc>
         <w:tc>
-          <w:tcPr/>
           <w:p>
             <w:pPr>
               <w:pStyle w:val="Compact"/>
@@ -3065,15 +2871,15 @@
         </w:tc>
       </w:tr>
     </w:tbl>
-    <w:bookmarkEnd w:id="26"/>
-    <w:bookmarkStart w:id="30" w:name="core-workflows"/>
     <w:p>
       <w:pPr>
         <w:pStyle w:val="Heading1"/>
       </w:pPr>
+      <w:bookmarkStart w:id="25" w:name="core-workflows"/>
       <w:r>
         <w:t xml:space="preserve">4. Core workflows</w:t>
       </w:r>
+      <w:bookmarkEnd w:id="25"/>
     </w:p>
     <w:p>
       <w:pPr>
@@ -3084,18 +2890,18 @@
           <wp:inline>
             <wp:extent cx="5334000" cy="362953"/>
             <wp:effectExtent b="0" l="0" r="0" t="0"/>
-            <wp:docPr descr="Audit lifecycle in GIAW" title="" id="28" name="Picture"/>
+            <wp:docPr descr="Audit lifecycle in GIAW" title="" id="1" name="Picture"/>
             <a:graphic>
               <a:graphicData uri="http://schemas.openxmlformats.org/drawingml/2006/picture">
                 <pic:pic>
                   <pic:nvPicPr>
-                    <pic:cNvPr descr="images/diagram-lifecycle.png" id="29" name="Picture"/>
+                    <pic:cNvPr descr="images/diagram-lifecycle.png" id="0" name="Picture"/>
                     <pic:cNvPicPr>
                       <a:picLocks noChangeArrowheads="1" noChangeAspect="1"/>
                     </pic:cNvPicPr>
                   </pic:nvPicPr>
                   <pic:blipFill>
-                    <a:blip r:embed="rId27"/>
+                    <a:blip r:embed="rId26"/>
                     <a:stretch>
                       <a:fillRect/>
                     </a:stretch>
@@ -3133,9 +2939,8 @@
     <w:tbl>
       <w:tblPr>
         <w:tblStyle w:val="Table"/>
-        <w:tblW w:type="pct" w:w="5000"/>
-        <w:tblLook w:firstRow="1" w:lastRow="0" w:firstColumn="0" w:lastColumn="0" w:noHBand="0" w:noVBand="0" w:val="0020"/>
-        <w:jc w:val="start"/>
+        <w:tblW w:type="pct" w:w="5000.0"/>
+        <w:tblLook w:firstRow="1"/>
       </w:tblPr>
       <w:tblGrid>
         <w:gridCol w:w="1380"/>
@@ -3144,12 +2949,14 @@
       </w:tblGrid>
       <w:tr>
         <w:trPr>
-          <w:tblHeader w:val="true"/>
-          <w:tblHeader w:val="true"/>
+          <w:cnfStyle w:firstRow="1"/>
         </w:trPr>
         <w:tc>
           <w:tcPr>
-            <w:shd w:val="clear" w:color="auto" w:fill="1E60AE"/>
+            <w:tcBorders>
+              <w:bottom w:val="single"/>
+            </w:tcBorders>
+            <w:vAlign w:val="bottom"/>
           </w:tcPr>
           <w:p>
             <w:pPr>
@@ -3157,17 +2964,16 @@
               <w:jc w:val="left"/>
             </w:pPr>
             <w:r>
-              <w:rPr>
-                <w:b/>
-                <w:color w:val="FFFFFF"/>
-              </w:rPr>
               <w:t xml:space="preserve">Object</w:t>
             </w:r>
           </w:p>
         </w:tc>
         <w:tc>
           <w:tcPr>
-            <w:shd w:val="clear" w:color="auto" w:fill="1E60AE"/>
+            <w:tcBorders>
+              <w:bottom w:val="single"/>
+            </w:tcBorders>
+            <w:vAlign w:val="bottom"/>
           </w:tcPr>
           <w:p>
             <w:pPr>
@@ -3175,17 +2981,16 @@
               <w:jc w:val="left"/>
             </w:pPr>
             <w:r>
-              <w:rPr>
-                <w:b/>
-                <w:color w:val="FFFFFF"/>
-              </w:rPr>
               <w:t xml:space="preserve">States (as implemented)</w:t>
             </w:r>
           </w:p>
         </w:tc>
         <w:tc>
           <w:tcPr>
-            <w:shd w:val="clear" w:color="auto" w:fill="1E60AE"/>
+            <w:tcBorders>
+              <w:bottom w:val="single"/>
+            </w:tcBorders>
+            <w:vAlign w:val="bottom"/>
           </w:tcPr>
           <w:p>
             <w:pPr>
@@ -3193,10 +2998,6 @@
               <w:jc w:val="left"/>
             </w:pPr>
             <w:r>
-              <w:rPr>
-                <w:b/>
-                <w:color w:val="FFFFFF"/>
-              </w:rPr>
               <w:t xml:space="preserve">Key controls</w:t>
             </w:r>
           </w:p>
@@ -3204,7 +3005,6 @@
       </w:tr>
       <w:tr>
         <w:tc>
-          <w:tcPr/>
           <w:p>
             <w:pPr>
               <w:pStyle w:val="Compact"/>
@@ -3216,7 +3016,6 @@
           </w:p>
         </w:tc>
         <w:tc>
-          <w:tcPr/>
           <w:p>
             <w:pPr>
               <w:pStyle w:val="Compact"/>
@@ -3228,7 +3027,6 @@
           </w:p>
         </w:tc>
         <w:tc>
-          <w:tcPr/>
           <w:p>
             <w:pPr>
               <w:pStyle w:val="Compact"/>
@@ -3269,7 +3067,6 @@
       </w:tr>
       <w:tr>
         <w:tc>
-          <w:tcPr/>
           <w:p>
             <w:pPr>
               <w:pStyle w:val="Compact"/>
@@ -3281,7 +3078,6 @@
           </w:p>
         </w:tc>
         <w:tc>
-          <w:tcPr/>
           <w:p>
             <w:pPr>
               <w:pStyle w:val="Compact"/>
@@ -3293,7 +3089,6 @@
           </w:p>
         </w:tc>
         <w:tc>
-          <w:tcPr/>
           <w:p>
             <w:pPr>
               <w:pStyle w:val="Compact"/>
@@ -3307,7 +3102,6 @@
       </w:tr>
       <w:tr>
         <w:tc>
-          <w:tcPr/>
           <w:p>
             <w:pPr>
               <w:pStyle w:val="Compact"/>
@@ -3319,7 +3113,6 @@
           </w:p>
         </w:tc>
         <w:tc>
-          <w:tcPr/>
           <w:p>
             <w:pPr>
               <w:pStyle w:val="Compact"/>
@@ -3331,7 +3124,6 @@
           </w:p>
         </w:tc>
         <w:tc>
-          <w:tcPr/>
           <w:p>
             <w:pPr>
               <w:pStyle w:val="Compact"/>
@@ -3345,7 +3137,6 @@
       </w:tr>
       <w:tr>
         <w:tc>
-          <w:tcPr/>
           <w:p>
             <w:pPr>
               <w:pStyle w:val="Compact"/>
@@ -3357,7 +3148,6 @@
           </w:p>
         </w:tc>
         <w:tc>
-          <w:tcPr/>
           <w:p>
             <w:pPr>
               <w:pStyle w:val="Compact"/>
@@ -3369,7 +3159,6 @@
           </w:p>
         </w:tc>
         <w:tc>
-          <w:tcPr/>
           <w:p>
             <w:pPr>
               <w:pStyle w:val="Compact"/>
@@ -3383,7 +3172,6 @@
       </w:tr>
       <w:tr>
         <w:tc>
-          <w:tcPr/>
           <w:p>
             <w:pPr>
               <w:pStyle w:val="Compact"/>
@@ -3395,7 +3183,6 @@
           </w:p>
         </w:tc>
         <w:tc>
-          <w:tcPr/>
           <w:p>
             <w:pPr>
               <w:pStyle w:val="Compact"/>
@@ -3407,7 +3194,6 @@
           </w:p>
         </w:tc>
         <w:tc>
-          <w:tcPr/>
           <w:p>
             <w:pPr>
               <w:pStyle w:val="Compact"/>
@@ -3421,7 +3207,6 @@
       </w:tr>
       <w:tr>
         <w:tc>
-          <w:tcPr/>
           <w:p>
             <w:pPr>
               <w:pStyle w:val="Compact"/>
@@ -3433,7 +3218,6 @@
           </w:p>
         </w:tc>
         <w:tc>
-          <w:tcPr/>
           <w:p>
             <w:pPr>
               <w:pStyle w:val="Compact"/>
@@ -3445,7 +3229,6 @@
           </w:p>
         </w:tc>
         <w:tc>
-          <w:tcPr/>
           <w:p>
             <w:pPr>
               <w:pStyle w:val="Compact"/>
@@ -3459,7 +3242,6 @@
       </w:tr>
       <w:tr>
         <w:tc>
-          <w:tcPr/>
           <w:p>
             <w:pPr>
               <w:pStyle w:val="Compact"/>
@@ -3471,7 +3253,6 @@
           </w:p>
         </w:tc>
         <w:tc>
-          <w:tcPr/>
           <w:p>
             <w:pPr>
               <w:pStyle w:val="Compact"/>
@@ -3483,7 +3264,6 @@
           </w:p>
         </w:tc>
         <w:tc>
-          <w:tcPr/>
           <w:p>
             <w:pPr>
               <w:pStyle w:val="Compact"/>
@@ -3497,7 +3277,6 @@
       </w:tr>
       <w:tr>
         <w:tc>
-          <w:tcPr/>
           <w:p>
             <w:pPr>
               <w:pStyle w:val="Compact"/>
@@ -3509,7 +3288,6 @@
           </w:p>
         </w:tc>
         <w:tc>
-          <w:tcPr/>
           <w:p>
             <w:pPr>
               <w:pStyle w:val="Compact"/>
@@ -3521,7 +3299,6 @@
           </w:p>
         </w:tc>
         <w:tc>
-          <w:tcPr/>
           <w:p>
             <w:pPr>
               <w:pStyle w:val="Compact"/>
@@ -3535,7 +3312,6 @@
       </w:tr>
       <w:tr>
         <w:tc>
-          <w:tcPr/>
           <w:p>
             <w:pPr>
               <w:pStyle w:val="Compact"/>
@@ -3547,7 +3323,6 @@
           </w:p>
         </w:tc>
         <w:tc>
-          <w:tcPr/>
           <w:p>
             <w:pPr>
               <w:pStyle w:val="Compact"/>
@@ -3559,7 +3334,6 @@
           </w:p>
         </w:tc>
         <w:tc>
-          <w:tcPr/>
           <w:p>
             <w:pPr>
               <w:pStyle w:val="Compact"/>
@@ -3573,7 +3347,6 @@
       </w:tr>
       <w:tr>
         <w:tc>
-          <w:tcPr/>
           <w:p>
             <w:pPr>
               <w:pStyle w:val="Compact"/>
@@ -3585,7 +3358,6 @@
           </w:p>
         </w:tc>
         <w:tc>
-          <w:tcPr/>
           <w:p>
             <w:pPr>
               <w:pStyle w:val="Compact"/>
@@ -3606,7 +3378,6 @@
           </w:p>
         </w:tc>
         <w:tc>
-          <w:tcPr/>
           <w:p>
             <w:pPr>
               <w:pStyle w:val="Compact"/>
@@ -3620,7 +3391,6 @@
       </w:tr>
       <w:tr>
         <w:tc>
-          <w:tcPr/>
           <w:p>
             <w:pPr>
               <w:pStyle w:val="Compact"/>
@@ -3632,7 +3402,6 @@
           </w:p>
         </w:tc>
         <w:tc>
-          <w:tcPr/>
           <w:p>
             <w:pPr>
               <w:pStyle w:val="Compact"/>
@@ -3644,7 +3413,6 @@
           </w:p>
         </w:tc>
         <w:tc>
-          <w:tcPr/>
           <w:p>
             <w:pPr>
               <w:pStyle w:val="Compact"/>
@@ -3669,15 +3437,15 @@
         </w:tc>
       </w:tr>
     </w:tbl>
-    <w:bookmarkEnd w:id="30"/>
-    <w:bookmarkStart w:id="31" w:name="data-architecture"/>
     <w:p>
       <w:pPr>
         <w:pStyle w:val="Heading1"/>
       </w:pPr>
+      <w:bookmarkStart w:id="27" w:name="data-architecture"/>
       <w:r>
         <w:t xml:space="preserve">5. Data architecture</w:t>
       </w:r>
+      <w:bookmarkEnd w:id="27"/>
     </w:p>
     <w:p>
       <w:pPr>
@@ -3689,7 +3457,6 @@
       </w:pPr>
       <w:r>
         <w:rPr>
-          <w:bCs/>
           <w:b/>
         </w:rPr>
         <w:t xml:space="preserve">Database:</w:t>
@@ -3723,7 +3490,6 @@
       </w:pPr>
       <w:r>
         <w:rPr>
-          <w:bCs/>
           <w:b/>
         </w:rPr>
         <w:t xml:space="preserve">Schema changes:</w:t>
@@ -3739,7 +3505,6 @@
       </w:r>
       <w:r>
         <w:rPr>
-          <w:bCs/>
           <w:b/>
         </w:rPr>
         <w:t xml:space="preserve">Alembic</w:t>
@@ -3782,7 +3547,6 @@
       </w:pPr>
       <w:r>
         <w:rPr>
-          <w:bCs/>
           <w:b/>
         </w:rPr>
         <w:t xml:space="preserve">Automatic migration:</w:t>
@@ -3822,7 +3586,6 @@
       </w:pPr>
       <w:r>
         <w:rPr>
-          <w:bCs/>
           <w:b/>
         </w:rPr>
         <w:t xml:space="preserve">Time:</w:t>
@@ -3838,7 +3601,6 @@
       </w:r>
       <w:r>
         <w:rPr>
-          <w:bCs/>
           <w:b/>
         </w:rPr>
         <w:t xml:space="preserve">naive UTC</w:t>
@@ -3887,7 +3649,6 @@
       </w:pPr>
       <w:r>
         <w:rPr>
-          <w:bCs/>
           <w:b/>
         </w:rPr>
         <w:t xml:space="preserve">References:</w:t>
@@ -4035,7 +3796,6 @@
       </w:pPr>
       <w:r>
         <w:rPr>
-          <w:bCs/>
           <w:b/>
         </w:rPr>
         <w:t xml:space="preserve">Append-only records:</w:t>
@@ -4108,7 +3868,6 @@
       </w:pPr>
       <w:r>
         <w:rPr>
-          <w:bCs/>
           <w:b/>
         </w:rPr>
         <w:t xml:space="preserve">No hard deletes once records have progressed:</w:t>
@@ -4126,7 +3885,6 @@
       </w:pPr>
       <w:r>
         <w:rPr>
-          <w:bCs/>
           <w:b/>
         </w:rPr>
         <w:t xml:space="preserve">Main entity groups</w:t>
@@ -4135,9 +3893,8 @@
     <w:tbl>
       <w:tblPr>
         <w:tblStyle w:val="Table"/>
-        <w:tblW w:type="pct" w:w="5000"/>
-        <w:tblLook w:firstRow="1" w:lastRow="0" w:firstColumn="0" w:lastColumn="0" w:noHBand="0" w:noVBand="0" w:val="0020"/>
-        <w:jc w:val="start"/>
+        <w:tblW w:type="pct" w:w="5000.0"/>
+        <w:tblLook w:firstRow="1"/>
       </w:tblPr>
       <w:tblGrid>
         <w:gridCol w:w="2754"/>
@@ -4145,12 +3902,14 @@
       </w:tblGrid>
       <w:tr>
         <w:trPr>
-          <w:tblHeader w:val="true"/>
-          <w:tblHeader w:val="true"/>
+          <w:cnfStyle w:firstRow="1"/>
         </w:trPr>
         <w:tc>
           <w:tcPr>
-            <w:shd w:val="clear" w:color="auto" w:fill="1E60AE"/>
+            <w:tcBorders>
+              <w:bottom w:val="single"/>
+            </w:tcBorders>
+            <w:vAlign w:val="bottom"/>
           </w:tcPr>
           <w:p>
             <w:pPr>
@@ -4158,17 +3917,16 @@
               <w:jc w:val="left"/>
             </w:pPr>
             <w:r>
-              <w:rPr>
-                <w:b/>
-                <w:color w:val="FFFFFF"/>
-              </w:rPr>
               <w:t xml:space="preserve">Group</w:t>
             </w:r>
           </w:p>
         </w:tc>
         <w:tc>
           <w:tcPr>
-            <w:shd w:val="clear" w:color="auto" w:fill="1E60AE"/>
+            <w:tcBorders>
+              <w:bottom w:val="single"/>
+            </w:tcBorders>
+            <w:vAlign w:val="bottom"/>
           </w:tcPr>
           <w:p>
             <w:pPr>
@@ -4176,10 +3934,6 @@
               <w:jc w:val="left"/>
             </w:pPr>
             <w:r>
-              <w:rPr>
-                <w:b/>
-                <w:color w:val="FFFFFF"/>
-              </w:rPr>
               <w:t xml:space="preserve">Representative tables</w:t>
             </w:r>
           </w:p>
@@ -4187,7 +3941,6 @@
       </w:tr>
       <w:tr>
         <w:tc>
-          <w:tcPr/>
           <w:p>
             <w:pPr>
               <w:pStyle w:val="Compact"/>
@@ -4199,7 +3952,6 @@
           </w:p>
         </w:tc>
         <w:tc>
-          <w:tcPr/>
           <w:p>
             <w:pPr>
               <w:pStyle w:val="Compact"/>
@@ -4264,7 +4016,6 @@
       </w:tr>
       <w:tr>
         <w:tc>
-          <w:tcPr/>
           <w:p>
             <w:pPr>
               <w:pStyle w:val="Compact"/>
@@ -4276,7 +4027,6 @@
           </w:p>
         </w:tc>
         <w:tc>
-          <w:tcPr/>
           <w:p>
             <w:pPr>
               <w:pStyle w:val="Compact"/>
@@ -4344,7 +4094,6 @@
       </w:tr>
       <w:tr>
         <w:tc>
-          <w:tcPr/>
           <w:p>
             <w:pPr>
               <w:pStyle w:val="Compact"/>
@@ -4356,7 +4105,6 @@
           </w:p>
         </w:tc>
         <w:tc>
-          <w:tcPr/>
           <w:p>
             <w:pPr>
               <w:pStyle w:val="Compact"/>
@@ -4517,7 +4265,6 @@
       </w:tr>
       <w:tr>
         <w:tc>
-          <w:tcPr/>
           <w:p>
             <w:pPr>
               <w:pStyle w:val="Compact"/>
@@ -4529,7 +4276,6 @@
           </w:p>
         </w:tc>
         <w:tc>
-          <w:tcPr/>
           <w:p>
             <w:pPr>
               <w:pStyle w:val="Compact"/>
@@ -4750,7 +4496,6 @@
       </w:tr>
       <w:tr>
         <w:tc>
-          <w:tcPr/>
           <w:p>
             <w:pPr>
               <w:pStyle w:val="Compact"/>
@@ -4762,7 +4507,6 @@
           </w:p>
         </w:tc>
         <w:tc>
-          <w:tcPr/>
           <w:p>
             <w:pPr>
               <w:pStyle w:val="Compact"/>
@@ -4830,7 +4574,6 @@
       </w:tr>
       <w:tr>
         <w:tc>
-          <w:tcPr/>
           <w:p>
             <w:pPr>
               <w:pStyle w:val="Compact"/>
@@ -4842,7 +4585,6 @@
           </w:p>
         </w:tc>
         <w:tc>
-          <w:tcPr/>
           <w:p>
             <w:pPr>
               <w:pStyle w:val="Compact"/>
@@ -4979,7 +4721,6 @@
       </w:tr>
       <w:tr>
         <w:tc>
-          <w:tcPr/>
           <w:p>
             <w:pPr>
               <w:pStyle w:val="Compact"/>
@@ -4991,7 +4732,6 @@
           </w:p>
         </w:tc>
         <w:tc>
-          <w:tcPr/>
           <w:p>
             <w:pPr>
               <w:pStyle w:val="Compact"/>
@@ -5152,7 +4892,6 @@
       </w:tr>
       <w:tr>
         <w:tc>
-          <w:tcPr/>
           <w:p>
             <w:pPr>
               <w:pStyle w:val="Compact"/>
@@ -5164,7 +4903,6 @@
           </w:p>
         </w:tc>
         <w:tc>
-          <w:tcPr/>
           <w:p>
             <w:pPr>
               <w:pStyle w:val="Compact"/>
@@ -5383,22 +5121,21 @@
         <w:t xml:space="preserve">for technical administrators. It is generated from the ORM, so it always matches the code.</w:t>
       </w:r>
     </w:p>
-    <w:bookmarkEnd w:id="31"/>
-    <w:bookmarkStart w:id="32" w:name="security-architecture"/>
     <w:p>
       <w:pPr>
         <w:pStyle w:val="Heading1"/>
       </w:pPr>
+      <w:bookmarkStart w:id="28" w:name="security-architecture"/>
       <w:r>
         <w:t xml:space="preserve">6. Security architecture</w:t>
       </w:r>
+      <w:bookmarkEnd w:id="28"/>
     </w:p>
     <w:tbl>
       <w:tblPr>
         <w:tblStyle w:val="Table"/>
-        <w:tblW w:type="pct" w:w="5000"/>
-        <w:tblLook w:firstRow="1" w:lastRow="0" w:firstColumn="0" w:lastColumn="0" w:noHBand="0" w:noVBand="0" w:val="0020"/>
-        <w:jc w:val="start"/>
+        <w:tblW w:type="pct" w:w="5000.0"/>
+        <w:tblLook w:firstRow="1"/>
       </w:tblPr>
       <w:tblGrid>
         <w:gridCol w:w="2520"/>
@@ -5406,12 +5143,14 @@
       </w:tblGrid>
       <w:tr>
         <w:trPr>
-          <w:tblHeader w:val="true"/>
-          <w:tblHeader w:val="true"/>
+          <w:cnfStyle w:firstRow="1"/>
         </w:trPr>
         <w:tc>
           <w:tcPr>
-            <w:shd w:val="clear" w:color="auto" w:fill="1E60AE"/>
+            <w:tcBorders>
+              <w:bottom w:val="single"/>
+            </w:tcBorders>
+            <w:vAlign w:val="bottom"/>
           </w:tcPr>
           <w:p>
             <w:pPr>
@@ -5419,17 +5158,16 @@
               <w:jc w:val="left"/>
             </w:pPr>
             <w:r>
-              <w:rPr>
-                <w:b/>
-                <w:color w:val="FFFFFF"/>
-              </w:rPr>
               <w:t xml:space="preserve">Control</w:t>
             </w:r>
           </w:p>
         </w:tc>
         <w:tc>
           <w:tcPr>
-            <w:shd w:val="clear" w:color="auto" w:fill="1E60AE"/>
+            <w:tcBorders>
+              <w:bottom w:val="single"/>
+            </w:tcBorders>
+            <w:vAlign w:val="bottom"/>
           </w:tcPr>
           <w:p>
             <w:pPr>
@@ -5437,10 +5175,6 @@
               <w:jc w:val="left"/>
             </w:pPr>
             <w:r>
-              <w:rPr>
-                <w:b/>
-                <w:color w:val="FFFFFF"/>
-              </w:rPr>
               <w:t xml:space="preserve">Implementation</w:t>
             </w:r>
           </w:p>
@@ -5448,7 +5182,6 @@
       </w:tr>
       <w:tr>
         <w:tc>
-          <w:tcPr/>
           <w:p>
             <w:pPr>
               <w:pStyle w:val="Compact"/>
@@ -5460,7 +5193,6 @@
           </w:p>
         </w:tc>
         <w:tc>
-          <w:tcPr/>
           <w:p>
             <w:pPr>
               <w:pStyle w:val="Compact"/>
@@ -5474,7 +5206,6 @@
       </w:tr>
       <w:tr>
         <w:tc>
-          <w:tcPr/>
           <w:p>
             <w:pPr>
               <w:pStyle w:val="Compact"/>
@@ -5486,7 +5217,6 @@
           </w:p>
         </w:tc>
         <w:tc>
-          <w:tcPr/>
           <w:p>
             <w:pPr>
               <w:pStyle w:val="Compact"/>
@@ -5527,7 +5257,6 @@
       </w:tr>
       <w:tr>
         <w:tc>
-          <w:tcPr/>
           <w:p>
             <w:pPr>
               <w:pStyle w:val="Compact"/>
@@ -5539,7 +5268,6 @@
           </w:p>
         </w:tc>
         <w:tc>
-          <w:tcPr/>
           <w:p>
             <w:pPr>
               <w:pStyle w:val="Compact"/>
@@ -5577,7 +5305,6 @@
       </w:tr>
       <w:tr>
         <w:tc>
-          <w:tcPr/>
           <w:p>
             <w:pPr>
               <w:pStyle w:val="Compact"/>
@@ -5589,7 +5316,6 @@
           </w:p>
         </w:tc>
         <w:tc>
-          <w:tcPr/>
           <w:p>
             <w:pPr>
               <w:pStyle w:val="Compact"/>
@@ -5618,7 +5344,6 @@
       </w:tr>
       <w:tr>
         <w:tc>
-          <w:tcPr/>
           <w:p>
             <w:pPr>
               <w:pStyle w:val="Compact"/>
@@ -5630,7 +5355,6 @@
           </w:p>
         </w:tc>
         <w:tc>
-          <w:tcPr/>
           <w:p>
             <w:pPr>
               <w:pStyle w:val="Compact"/>
@@ -5644,7 +5368,6 @@
             </w:r>
             <w:r>
               <w:rPr>
-                <w:iCs/>
                 <w:i/>
               </w:rPr>
               <w:t xml:space="preserve">Roles &amp; permissions</w:t>
@@ -5657,7 +5380,6 @@
       </w:tr>
       <w:tr>
         <w:tc>
-          <w:tcPr/>
           <w:p>
             <w:pPr>
               <w:pStyle w:val="Compact"/>
@@ -5669,7 +5391,6 @@
           </w:p>
         </w:tc>
         <w:tc>
-          <w:tcPr/>
           <w:p>
             <w:pPr>
               <w:pStyle w:val="Compact"/>
@@ -5692,7 +5413,6 @@
       </w:tr>
       <w:tr>
         <w:tc>
-          <w:tcPr/>
           <w:p>
             <w:pPr>
               <w:pStyle w:val="Compact"/>
@@ -5704,7 +5424,6 @@
           </w:p>
         </w:tc>
         <w:tc>
-          <w:tcPr/>
           <w:p>
             <w:pPr>
               <w:pStyle w:val="Compact"/>
@@ -5730,7 +5449,6 @@
       </w:tr>
       <w:tr>
         <w:tc>
-          <w:tcPr/>
           <w:p>
             <w:pPr>
               <w:pStyle w:val="Compact"/>
@@ -5742,7 +5460,6 @@
           </w:p>
         </w:tc>
         <w:tc>
-          <w:tcPr/>
           <w:p>
             <w:pPr>
               <w:pStyle w:val="Compact"/>
@@ -5783,7 +5500,6 @@
       </w:tr>
       <w:tr>
         <w:tc>
-          <w:tcPr/>
           <w:p>
             <w:pPr>
               <w:pStyle w:val="Compact"/>
@@ -5795,7 +5511,6 @@
           </w:p>
         </w:tc>
         <w:tc>
-          <w:tcPr/>
           <w:p>
             <w:pPr>
               <w:pStyle w:val="Compact"/>
@@ -5830,7 +5545,6 @@
       </w:tr>
       <w:tr>
         <w:tc>
-          <w:tcPr/>
           <w:p>
             <w:pPr>
               <w:pStyle w:val="Compact"/>
@@ -5842,7 +5556,6 @@
           </w:p>
         </w:tc>
         <w:tc>
-          <w:tcPr/>
           <w:p>
             <w:pPr>
               <w:pStyle w:val="Compact"/>
@@ -5895,7 +5608,6 @@
       </w:tr>
       <w:tr>
         <w:tc>
-          <w:tcPr/>
           <w:p>
             <w:pPr>
               <w:pStyle w:val="Compact"/>
@@ -5907,7 +5619,6 @@
           </w:p>
         </w:tc>
         <w:tc>
-          <w:tcPr/>
           <w:p>
             <w:pPr>
               <w:pStyle w:val="Compact"/>
@@ -5963,7 +5674,6 @@
       </w:tr>
       <w:tr>
         <w:tc>
-          <w:tcPr/>
           <w:p>
             <w:pPr>
               <w:pStyle w:val="Compact"/>
@@ -5975,7 +5685,6 @@
           </w:p>
         </w:tc>
         <w:tc>
-          <w:tcPr/>
           <w:p>
             <w:pPr>
               <w:pStyle w:val="Compact"/>
@@ -5998,7 +5707,6 @@
       </w:tr>
       <w:tr>
         <w:tc>
-          <w:tcPr/>
           <w:p>
             <w:pPr>
               <w:pStyle w:val="Compact"/>
@@ -6010,7 +5718,6 @@
           </w:p>
         </w:tc>
         <w:tc>
-          <w:tcPr/>
           <w:p>
             <w:pPr>
               <w:pStyle w:val="Compact"/>
@@ -6035,24 +5742,25 @@
         </w:tc>
       </w:tr>
     </w:tbl>
-    <w:bookmarkEnd w:id="32"/>
-    <w:bookmarkStart w:id="35" w:name="interfaces"/>
     <w:p>
       <w:pPr>
         <w:pStyle w:val="Heading1"/>
       </w:pPr>
+      <w:bookmarkStart w:id="29" w:name="interfaces"/>
       <w:r>
         <w:t xml:space="preserve">7. Interfaces</w:t>
       </w:r>
+      <w:bookmarkEnd w:id="29"/>
     </w:p>
-    <w:bookmarkStart w:id="33" w:name="rest-api"/>
     <w:p>
       <w:pPr>
         <w:pStyle w:val="Heading2"/>
       </w:pPr>
+      <w:bookmarkStart w:id="30" w:name="rest-api"/>
       <w:r>
         <w:t xml:space="preserve">7.1 REST API</w:t>
       </w:r>
+      <w:bookmarkEnd w:id="30"/>
     </w:p>
     <w:p>
       <w:pPr>
@@ -6064,7 +5772,6 @@
       </w:pPr>
       <w:r>
         <w:rPr>
-          <w:bCs/>
           <w:b/>
         </w:rPr>
         <w:t xml:space="preserve">Base path:</w:t>
@@ -6092,7 +5799,6 @@
       </w:pPr>
       <w:r>
         <w:rPr>
-          <w:bCs/>
           <w:b/>
         </w:rPr>
         <w:t xml:space="preserve">Format:</w:t>
@@ -6114,7 +5820,6 @@
       </w:pPr>
       <w:r>
         <w:rPr>
-          <w:bCs/>
           <w:b/>
         </w:rPr>
         <w:t xml:space="preserve">Errors:</w:t>
@@ -6265,7 +5970,6 @@
       </w:pPr>
       <w:r>
         <w:rPr>
-          <w:bCs/>
           <w:b/>
         </w:rPr>
         <w:t xml:space="preserve">Lists:</w:t>
@@ -6299,7 +6003,6 @@
       </w:pPr>
       <w:r>
         <w:rPr>
-          <w:bCs/>
           <w:b/>
         </w:rPr>
         <w:t xml:space="preserve">Reference while developing:</w:t>
@@ -6356,9 +6059,8 @@
     <w:tbl>
       <w:tblPr>
         <w:tblStyle w:val="Table"/>
-        <w:tblW w:type="pct" w:w="5000"/>
-        <w:tblLook w:firstRow="1" w:lastRow="0" w:firstColumn="0" w:lastColumn="0" w:noHBand="0" w:noVBand="0" w:val="0020"/>
-        <w:jc w:val="start"/>
+        <w:tblW w:type="pct" w:w="5000.0"/>
+        <w:tblLook w:firstRow="1"/>
       </w:tblPr>
       <w:tblGrid>
         <w:gridCol w:w="2600"/>
@@ -6366,12 +6068,14 @@
       </w:tblGrid>
       <w:tr>
         <w:trPr>
-          <w:tblHeader w:val="true"/>
-          <w:tblHeader w:val="true"/>
+          <w:cnfStyle w:firstRow="1"/>
         </w:trPr>
         <w:tc>
           <w:tcPr>
-            <w:shd w:val="clear" w:color="auto" w:fill="1E60AE"/>
+            <w:tcBorders>
+              <w:bottom w:val="single"/>
+            </w:tcBorders>
+            <w:vAlign w:val="bottom"/>
           </w:tcPr>
           <w:p>
             <w:pPr>
@@ -6379,17 +6083,16 @@
               <w:jc w:val="left"/>
             </w:pPr>
             <w:r>
-              <w:rPr>
-                <w:b/>
-                <w:color w:val="FFFFFF"/>
-              </w:rPr>
               <w:t xml:space="preserve">Area</w:t>
             </w:r>
           </w:p>
         </w:tc>
         <w:tc>
           <w:tcPr>
-            <w:shd w:val="clear" w:color="auto" w:fill="1E60AE"/>
+            <w:tcBorders>
+              <w:bottom w:val="single"/>
+            </w:tcBorders>
+            <w:vAlign w:val="bottom"/>
           </w:tcPr>
           <w:p>
             <w:pPr>
@@ -6397,10 +6100,6 @@
               <w:jc w:val="left"/>
             </w:pPr>
             <w:r>
-              <w:rPr>
-                <w:b/>
-                <w:color w:val="FFFFFF"/>
-              </w:rPr>
               <w:t xml:space="preserve">Representative endpoints</w:t>
             </w:r>
           </w:p>
@@ -6408,7 +6107,6 @@
       </w:tr>
       <w:tr>
         <w:tc>
-          <w:tcPr/>
           <w:p>
             <w:pPr>
               <w:pStyle w:val="Compact"/>
@@ -6420,7 +6118,6 @@
           </w:p>
         </w:tc>
         <w:tc>
-          <w:tcPr/>
           <w:p>
             <w:pPr>
               <w:pStyle w:val="Compact"/>
@@ -6473,7 +6170,6 @@
       </w:tr>
       <w:tr>
         <w:tc>
-          <w:tcPr/>
           <w:p>
             <w:pPr>
               <w:pStyle w:val="Compact"/>
@@ -6485,7 +6181,6 @@
           </w:p>
         </w:tc>
         <w:tc>
-          <w:tcPr/>
           <w:p>
             <w:pPr>
               <w:pStyle w:val="Compact"/>
@@ -6526,7 +6221,6 @@
       </w:tr>
       <w:tr>
         <w:tc>
-          <w:tcPr/>
           <w:p>
             <w:pPr>
               <w:pStyle w:val="Compact"/>
@@ -6538,7 +6232,6 @@
           </w:p>
         </w:tc>
         <w:tc>
-          <w:tcPr/>
           <w:p>
             <w:pPr>
               <w:pStyle w:val="Compact"/>
@@ -6579,7 +6272,6 @@
       </w:tr>
       <w:tr>
         <w:tc>
-          <w:tcPr/>
           <w:p>
             <w:pPr>
               <w:pStyle w:val="Compact"/>
@@ -6591,7 +6283,6 @@
           </w:p>
         </w:tc>
         <w:tc>
-          <w:tcPr/>
           <w:p>
             <w:pPr>
               <w:pStyle w:val="Compact"/>
@@ -6632,7 +6323,6 @@
       </w:tr>
       <w:tr>
         <w:tc>
-          <w:tcPr/>
           <w:p>
             <w:pPr>
               <w:pStyle w:val="Compact"/>
@@ -6644,7 +6334,6 @@
           </w:p>
         </w:tc>
         <w:tc>
-          <w:tcPr/>
           <w:p>
             <w:pPr>
               <w:pStyle w:val="Compact"/>
@@ -6697,7 +6386,6 @@
       </w:tr>
       <w:tr>
         <w:tc>
-          <w:tcPr/>
           <w:p>
             <w:pPr>
               <w:pStyle w:val="Compact"/>
@@ -6709,7 +6397,6 @@
           </w:p>
         </w:tc>
         <w:tc>
-          <w:tcPr/>
           <w:p>
             <w:pPr>
               <w:pStyle w:val="Compact"/>
@@ -6822,7 +6509,6 @@
       </w:tr>
       <w:tr>
         <w:tc>
-          <w:tcPr/>
           <w:p>
             <w:pPr>
               <w:pStyle w:val="Compact"/>
@@ -6834,7 +6520,6 @@
           </w:p>
         </w:tc>
         <w:tc>
-          <w:tcPr/>
           <w:p>
             <w:pPr>
               <w:pStyle w:val="Compact"/>
@@ -6887,7 +6572,6 @@
       </w:tr>
       <w:tr>
         <w:tc>
-          <w:tcPr/>
           <w:p>
             <w:pPr>
               <w:pStyle w:val="Compact"/>
@@ -6899,7 +6583,6 @@
           </w:p>
         </w:tc>
         <w:tc>
-          <w:tcPr/>
           <w:p>
             <w:pPr>
               <w:pStyle w:val="Compact"/>
@@ -6964,7 +6647,6 @@
       </w:tr>
       <w:tr>
         <w:tc>
-          <w:tcPr/>
           <w:p>
             <w:pPr>
               <w:pStyle w:val="Compact"/>
@@ -6976,7 +6658,6 @@
           </w:p>
         </w:tc>
         <w:tc>
-          <w:tcPr/>
           <w:p>
             <w:pPr>
               <w:pStyle w:val="Compact"/>
@@ -7029,7 +6710,6 @@
       </w:tr>
       <w:tr>
         <w:tc>
-          <w:tcPr/>
           <w:p>
             <w:pPr>
               <w:pStyle w:val="Compact"/>
@@ -7041,7 +6721,6 @@
           </w:p>
         </w:tc>
         <w:tc>
-          <w:tcPr/>
           <w:p>
             <w:pPr>
               <w:pStyle w:val="Compact"/>
@@ -7094,7 +6773,6 @@
       </w:tr>
       <w:tr>
         <w:tc>
-          <w:tcPr/>
           <w:p>
             <w:pPr>
               <w:pStyle w:val="Compact"/>
@@ -7106,7 +6784,6 @@
           </w:p>
         </w:tc>
         <w:tc>
-          <w:tcPr/>
           <w:p>
             <w:pPr>
               <w:pStyle w:val="Compact"/>
@@ -7207,7 +6884,6 @@
       </w:tr>
       <w:tr>
         <w:tc>
-          <w:tcPr/>
           <w:p>
             <w:pPr>
               <w:pStyle w:val="Compact"/>
@@ -7219,7 +6895,6 @@
           </w:p>
         </w:tc>
         <w:tc>
-          <w:tcPr/>
           <w:p>
             <w:pPr>
               <w:pStyle w:val="Compact"/>
@@ -7284,7 +6959,6 @@
       </w:tr>
       <w:tr>
         <w:tc>
-          <w:tcPr/>
           <w:p>
             <w:pPr>
               <w:pStyle w:val="Compact"/>
@@ -7296,7 +6970,6 @@
           </w:p>
         </w:tc>
         <w:tc>
-          <w:tcPr/>
           <w:p>
             <w:pPr>
               <w:pStyle w:val="Compact"/>
@@ -7423,22 +7096,21 @@
         </w:tc>
       </w:tr>
     </w:tbl>
-    <w:bookmarkEnd w:id="33"/>
-    <w:bookmarkStart w:id="34" w:name="external-integrations-all-optional"/>
     <w:p>
       <w:pPr>
         <w:pStyle w:val="Heading2"/>
       </w:pPr>
+      <w:bookmarkStart w:id="31" w:name="external-integrations-all-optional"/>
       <w:r>
         <w:t xml:space="preserve">7.2 External integrations (all optional)</w:t>
       </w:r>
+      <w:bookmarkEnd w:id="31"/>
     </w:p>
     <w:tbl>
       <w:tblPr>
         <w:tblStyle w:val="Table"/>
-        <w:tblW w:type="pct" w:w="5000"/>
-        <w:tblLook w:firstRow="1" w:lastRow="0" w:firstColumn="0" w:lastColumn="0" w:noHBand="0" w:noVBand="0" w:val="0020"/>
-        <w:jc w:val="start"/>
+        <w:tblW w:type="pct" w:w="5000.0"/>
+        <w:tblLook w:firstRow="1"/>
       </w:tblPr>
       <w:tblGrid>
         <w:gridCol w:w="2369"/>
@@ -7447,12 +7119,14 @@
       </w:tblGrid>
       <w:tr>
         <w:trPr>
-          <w:tblHeader w:val="true"/>
-          <w:tblHeader w:val="true"/>
+          <w:cnfStyle w:firstRow="1"/>
         </w:trPr>
         <w:tc>
           <w:tcPr>
-            <w:shd w:val="clear" w:color="auto" w:fill="1E60AE"/>
+            <w:tcBorders>
+              <w:bottom w:val="single"/>
+            </w:tcBorders>
+            <w:vAlign w:val="bottom"/>
           </w:tcPr>
           <w:p>
             <w:pPr>
@@ -7460,17 +7134,16 @@
               <w:jc w:val="left"/>
             </w:pPr>
             <w:r>
-              <w:rPr>
-                <w:b/>
-                <w:color w:val="FFFFFF"/>
-              </w:rPr>
               <w:t xml:space="preserve">Integration</w:t>
             </w:r>
           </w:p>
         </w:tc>
         <w:tc>
           <w:tcPr>
-            <w:shd w:val="clear" w:color="auto" w:fill="1E60AE"/>
+            <w:tcBorders>
+              <w:bottom w:val="single"/>
+            </w:tcBorders>
+            <w:vAlign w:val="bottom"/>
           </w:tcPr>
           <w:p>
             <w:pPr>
@@ -7478,17 +7151,16 @@
               <w:jc w:val="left"/>
             </w:pPr>
             <w:r>
-              <w:rPr>
-                <w:b/>
-                <w:color w:val="FFFFFF"/>
-              </w:rPr>
               <w:t xml:space="preserve">Settings</w:t>
             </w:r>
           </w:p>
         </w:tc>
         <w:tc>
           <w:tcPr>
-            <w:shd w:val="clear" w:color="auto" w:fill="1E60AE"/>
+            <w:tcBorders>
+              <w:bottom w:val="single"/>
+            </w:tcBorders>
+            <w:vAlign w:val="bottom"/>
           </w:tcPr>
           <w:p>
             <w:pPr>
@@ -7496,10 +7168,6 @@
               <w:jc w:val="left"/>
             </w:pPr>
             <w:r>
-              <w:rPr>
-                <w:b/>
-                <w:color w:val="FFFFFF"/>
-              </w:rPr>
               <w:t xml:space="preserve">Notes</w:t>
             </w:r>
           </w:p>
@@ -7507,7 +7175,6 @@
       </w:tr>
       <w:tr>
         <w:tc>
-          <w:tcPr/>
           <w:p>
             <w:pPr>
               <w:pStyle w:val="Compact"/>
@@ -7519,7 +7186,6 @@
           </w:p>
         </w:tc>
         <w:tc>
-          <w:tcPr/>
           <w:p>
             <w:pPr>
               <w:pStyle w:val="Compact"/>
@@ -7546,7 +7212,6 @@
           </w:p>
         </w:tc>
         <w:tc>
-          <w:tcPr/>
           <w:p>
             <w:pPr>
               <w:pStyle w:val="Compact"/>
@@ -7560,7 +7225,6 @@
       </w:tr>
       <w:tr>
         <w:tc>
-          <w:tcPr/>
           <w:p>
             <w:pPr>
               <w:pStyle w:val="Compact"/>
@@ -7572,7 +7236,6 @@
           </w:p>
         </w:tc>
         <w:tc>
-          <w:tcPr/>
           <w:p>
             <w:pPr>
               <w:pStyle w:val="Compact"/>
@@ -7587,7 +7250,6 @@
           </w:p>
         </w:tc>
         <w:tc>
-          <w:tcPr/>
           <w:p>
             <w:pPr>
               <w:pStyle w:val="Compact"/>
@@ -7601,7 +7263,6 @@
       </w:tr>
       <w:tr>
         <w:tc>
-          <w:tcPr/>
           <w:p>
             <w:pPr>
               <w:pStyle w:val="Compact"/>
@@ -7613,7 +7274,6 @@
           </w:p>
         </w:tc>
         <w:tc>
-          <w:tcPr/>
           <w:p>
             <w:pPr>
               <w:pStyle w:val="Compact"/>
@@ -7634,7 +7294,6 @@
           </w:p>
         </w:tc>
         <w:tc>
-          <w:tcPr/>
           <w:p>
             <w:pPr>
               <w:pStyle w:val="Compact"/>
@@ -7680,16 +7339,15 @@
         </w:tc>
       </w:tr>
     </w:tbl>
-    <w:bookmarkEnd w:id="34"/>
-    <w:bookmarkEnd w:id="35"/>
-    <w:bookmarkStart w:id="36" w:name="front-end"/>
     <w:p>
       <w:pPr>
         <w:pStyle w:val="Heading1"/>
       </w:pPr>
+      <w:bookmarkStart w:id="32" w:name="front-end"/>
       <w:r>
         <w:t xml:space="preserve">8. Front end</w:t>
       </w:r>
+      <w:bookmarkEnd w:id="32"/>
     </w:p>
     <w:p>
       <w:pPr>
@@ -7776,7 +7434,6 @@
       </w:pPr>
       <w:r>
         <w:rPr>
-          <w:bCs/>
           <w:b/>
         </w:rPr>
         <w:t xml:space="preserve">Design system:</w:t>
@@ -7882,7 +7539,6 @@
       </w:pPr>
       <w:r>
         <w:rPr>
-          <w:bCs/>
           <w:b/>
         </w:rPr>
         <w:t xml:space="preserve">Navigation:</w:t>
@@ -7913,7 +7569,6 @@
       </w:pPr>
       <w:r>
         <w:rPr>
-          <w:bCs/>
           <w:b/>
         </w:rPr>
         <w:t xml:space="preserve">Never-lost data entry:</w:t>
@@ -7935,7 +7590,6 @@
       </w:pPr>
       <w:r>
         <w:rPr>
-          <w:bCs/>
           <w:b/>
         </w:rPr>
         <w:t xml:space="preserve">Accessibility:</w:t>
@@ -7971,22 +7625,21 @@
         <w:t xml:space="preserve">, keyboard focus rings, reduced motion. An automated axe-core check reported 0 violations on all 38 desktop screens (QA run, 15 October 2026).</w:t>
       </w:r>
     </w:p>
-    <w:bookmarkEnd w:id="36"/>
-    <w:bookmarkStart w:id="37" w:name="background-jobs"/>
     <w:p>
       <w:pPr>
         <w:pStyle w:val="Heading1"/>
       </w:pPr>
+      <w:bookmarkStart w:id="33" w:name="background-jobs"/>
       <w:r>
         <w:t xml:space="preserve">9. Background jobs</w:t>
       </w:r>
+      <w:bookmarkEnd w:id="33"/>
     </w:p>
     <w:tbl>
       <w:tblPr>
         <w:tblStyle w:val="Table"/>
-        <w:tblW w:type="pct" w:w="5000"/>
-        <w:tblLook w:firstRow="1" w:lastRow="0" w:firstColumn="0" w:lastColumn="0" w:noHBand="0" w:noVBand="0" w:val="0020"/>
-        <w:jc w:val="start"/>
+        <w:tblW w:type="pct" w:w="5000.0"/>
+        <w:tblLook w:firstRow="1"/>
       </w:tblPr>
       <w:tblGrid>
         <w:gridCol w:w="1306"/>
@@ -7995,12 +7648,14 @@
       </w:tblGrid>
       <w:tr>
         <w:trPr>
-          <w:tblHeader w:val="true"/>
-          <w:tblHeader w:val="true"/>
+          <w:cnfStyle w:firstRow="1"/>
         </w:trPr>
         <w:tc>
           <w:tcPr>
-            <w:shd w:val="clear" w:color="auto" w:fill="1E60AE"/>
+            <w:tcBorders>
+              <w:bottom w:val="single"/>
+            </w:tcBorders>
+            <w:vAlign w:val="bottom"/>
           </w:tcPr>
           <w:p>
             <w:pPr>
@@ -8008,17 +7663,16 @@
               <w:jc w:val="left"/>
             </w:pPr>
             <w:r>
-              <w:rPr>
-                <w:b/>
-                <w:color w:val="FFFFFF"/>
-              </w:rPr>
               <w:t xml:space="preserve">Job</w:t>
             </w:r>
           </w:p>
         </w:tc>
         <w:tc>
           <w:tcPr>
-            <w:shd w:val="clear" w:color="auto" w:fill="1E60AE"/>
+            <w:tcBorders>
+              <w:bottom w:val="single"/>
+            </w:tcBorders>
+            <w:vAlign w:val="bottom"/>
           </w:tcPr>
           <w:p>
             <w:pPr>
@@ -8026,17 +7680,16 @@
               <w:jc w:val="left"/>
             </w:pPr>
             <w:r>
-              <w:rPr>
-                <w:b/>
-                <w:color w:val="FFFFFF"/>
-              </w:rPr>
               <w:t xml:space="preserve">Interval (setting)</w:t>
             </w:r>
           </w:p>
         </w:tc>
         <w:tc>
           <w:tcPr>
-            <w:shd w:val="clear" w:color="auto" w:fill="1E60AE"/>
+            <w:tcBorders>
+              <w:bottom w:val="single"/>
+            </w:tcBorders>
+            <w:vAlign w:val="bottom"/>
           </w:tcPr>
           <w:p>
             <w:pPr>
@@ -8044,10 +7697,6 @@
               <w:jc w:val="left"/>
             </w:pPr>
             <w:r>
-              <w:rPr>
-                <w:b/>
-                <w:color w:val="FFFFFF"/>
-              </w:rPr>
               <w:t xml:space="preserve">Purpose</w:t>
             </w:r>
           </w:p>
@@ -8055,7 +7704,6 @@
       </w:tr>
       <w:tr>
         <w:tc>
-          <w:tcPr/>
           <w:p>
             <w:pPr>
               <w:pStyle w:val="Compact"/>
@@ -8067,7 +7715,6 @@
           </w:p>
         </w:tc>
         <w:tc>
-          <w:tcPr/>
           <w:p>
             <w:pPr>
               <w:pStyle w:val="Compact"/>
@@ -8088,7 +7735,6 @@
           </w:p>
         </w:tc>
         <w:tc>
-          <w:tcPr/>
           <w:p>
             <w:pPr>
               <w:pStyle w:val="Compact"/>
@@ -8102,7 +7748,6 @@
       </w:tr>
       <w:tr>
         <w:tc>
-          <w:tcPr/>
           <w:p>
             <w:pPr>
               <w:pStyle w:val="Compact"/>
@@ -8114,7 +7759,6 @@
           </w:p>
         </w:tc>
         <w:tc>
-          <w:tcPr/>
           <w:p>
             <w:pPr>
               <w:pStyle w:val="Compact"/>
@@ -8135,7 +7779,6 @@
           </w:p>
         </w:tc>
         <w:tc>
-          <w:tcPr/>
           <w:p>
             <w:pPr>
               <w:pStyle w:val="Compact"/>
@@ -8149,7 +7792,6 @@
       </w:tr>
       <w:tr>
         <w:tc>
-          <w:tcPr/>
           <w:p>
             <w:pPr>
               <w:pStyle w:val="Compact"/>
@@ -8161,7 +7803,6 @@
           </w:p>
         </w:tc>
         <w:tc>
-          <w:tcPr/>
           <w:p>
             <w:pPr>
               <w:pStyle w:val="Compact"/>
@@ -8173,7 +7814,6 @@
           </w:p>
         </w:tc>
         <w:tc>
-          <w:tcPr/>
           <w:p>
             <w:pPr>
               <w:pStyle w:val="Compact"/>
@@ -8187,7 +7827,6 @@
       </w:tr>
       <w:tr>
         <w:tc>
-          <w:tcPr/>
           <w:p>
             <w:pPr>
               <w:pStyle w:val="Compact"/>
@@ -8199,7 +7838,6 @@
           </w:p>
         </w:tc>
         <w:tc>
-          <w:tcPr/>
           <w:p>
             <w:pPr>
               <w:pStyle w:val="Compact"/>
@@ -8211,7 +7849,6 @@
           </w:p>
         </w:tc>
         <w:tc>
-          <w:tcPr/>
           <w:p>
             <w:pPr>
               <w:pStyle w:val="Compact"/>
@@ -8225,7 +7862,6 @@
       </w:tr>
       <w:tr>
         <w:tc>
-          <w:tcPr/>
           <w:p>
             <w:pPr>
               <w:pStyle w:val="Compact"/>
@@ -8237,7 +7873,6 @@
           </w:p>
         </w:tc>
         <w:tc>
-          <w:tcPr/>
           <w:p>
             <w:pPr>
               <w:pStyle w:val="Compact"/>
@@ -8249,7 +7884,6 @@
           </w:p>
         </w:tc>
         <w:tc>
-          <w:tcPr/>
           <w:p>
             <w:pPr>
               <w:pStyle w:val="Compact"/>
@@ -8262,22 +7896,21 @@
         </w:tc>
       </w:tr>
     </w:tbl>
-    <w:bookmarkEnd w:id="37"/>
-    <w:bookmarkStart w:id="38" w:name="engineering-practice"/>
     <w:p>
       <w:pPr>
         <w:pStyle w:val="Heading1"/>
       </w:pPr>
+      <w:bookmarkStart w:id="34" w:name="engineering-practice"/>
       <w:r>
         <w:t xml:space="preserve">10. Engineering practice</w:t>
       </w:r>
+      <w:bookmarkEnd w:id="34"/>
     </w:p>
     <w:tbl>
       <w:tblPr>
         <w:tblStyle w:val="Table"/>
-        <w:tblW w:type="pct" w:w="5000"/>
-        <w:tblLook w:firstRow="1" w:lastRow="0" w:firstColumn="0" w:lastColumn="0" w:noHBand="0" w:noVBand="0" w:val="0020"/>
-        <w:jc w:val="start"/>
+        <w:tblW w:type="pct" w:w="5000.0"/>
+        <w:tblLook w:firstRow="1"/>
       </w:tblPr>
       <w:tblGrid>
         <w:gridCol w:w="2262"/>
@@ -8285,12 +7918,14 @@
       </w:tblGrid>
       <w:tr>
         <w:trPr>
-          <w:tblHeader w:val="true"/>
-          <w:tblHeader w:val="true"/>
+          <w:cnfStyle w:firstRow="1"/>
         </w:trPr>
         <w:tc>
           <w:tcPr>
-            <w:shd w:val="clear" w:color="auto" w:fill="1E60AE"/>
+            <w:tcBorders>
+              <w:bottom w:val="single"/>
+            </w:tcBorders>
+            <w:vAlign w:val="bottom"/>
           </w:tcPr>
           <w:p>
             <w:pPr>
@@ -8298,17 +7933,16 @@
               <w:jc w:val="left"/>
             </w:pPr>
             <w:r>
-              <w:rPr>
-                <w:b/>
-                <w:color w:val="FFFFFF"/>
-              </w:rPr>
               <w:t xml:space="preserve">Practice</w:t>
             </w:r>
           </w:p>
         </w:tc>
         <w:tc>
           <w:tcPr>
-            <w:shd w:val="clear" w:color="auto" w:fill="1E60AE"/>
+            <w:tcBorders>
+              <w:bottom w:val="single"/>
+            </w:tcBorders>
+            <w:vAlign w:val="bottom"/>
           </w:tcPr>
           <w:p>
             <w:pPr>
@@ -8316,10 +7950,6 @@
               <w:jc w:val="left"/>
             </w:pPr>
             <w:r>
-              <w:rPr>
-                <w:b/>
-                <w:color w:val="FFFFFF"/>
-              </w:rPr>
               <w:t xml:space="preserve">Detail</w:t>
             </w:r>
           </w:p>
@@ -8327,7 +7957,6 @@
       </w:tr>
       <w:tr>
         <w:tc>
-          <w:tcPr/>
           <w:p>
             <w:pPr>
               <w:pStyle w:val="Compact"/>
@@ -8339,7 +7968,6 @@
           </w:p>
         </w:tc>
         <w:tc>
-          <w:tcPr/>
           <w:p>
             <w:pPr>
               <w:pStyle w:val="Compact"/>
@@ -8395,7 +8023,6 @@
       </w:tr>
       <w:tr>
         <w:tc>
-          <w:tcPr/>
           <w:p>
             <w:pPr>
               <w:pStyle w:val="Compact"/>
@@ -8407,7 +8034,6 @@
           </w:p>
         </w:tc>
         <w:tc>
-          <w:tcPr/>
           <w:p>
             <w:pPr>
               <w:pStyle w:val="Compact"/>
@@ -8430,7 +8056,6 @@
       </w:tr>
       <w:tr>
         <w:tc>
-          <w:tcPr/>
           <w:p>
             <w:pPr>
               <w:pStyle w:val="Compact"/>
@@ -8442,7 +8067,6 @@
           </w:p>
         </w:tc>
         <w:tc>
-          <w:tcPr/>
           <w:p>
             <w:pPr>
               <w:pStyle w:val="Compact"/>
@@ -8474,7 +8098,6 @@
       </w:tr>
       <w:tr>
         <w:tc>
-          <w:tcPr/>
           <w:p>
             <w:pPr>
               <w:pStyle w:val="Compact"/>
@@ -8486,7 +8109,6 @@
           </w:p>
         </w:tc>
         <w:tc>
-          <w:tcPr/>
           <w:p>
             <w:pPr>
               <w:pStyle w:val="Compact"/>
@@ -8521,7 +8143,6 @@
       </w:tr>
       <w:tr>
         <w:tc>
-          <w:tcPr/>
           <w:p>
             <w:pPr>
               <w:pStyle w:val="Compact"/>
@@ -8533,7 +8154,6 @@
           </w:p>
         </w:tc>
         <w:tc>
-          <w:tcPr/>
           <w:p>
             <w:pPr>
               <w:pStyle w:val="Compact"/>
@@ -8580,7 +8200,6 @@
       </w:tr>
       <w:tr>
         <w:tc>
-          <w:tcPr/>
           <w:p>
             <w:pPr>
               <w:pStyle w:val="Compact"/>
@@ -8592,7 +8211,6 @@
           </w:p>
         </w:tc>
         <w:tc>
-          <w:tcPr/>
           <w:p>
             <w:pPr>
               <w:pStyle w:val="Compact"/>
@@ -8612,7 +8230,6 @@
       </w:tr>
       <w:tr>
         <w:tc>
-          <w:tcPr/>
           <w:p>
             <w:pPr>
               <w:pStyle w:val="Compact"/>
@@ -8624,7 +8241,6 @@
           </w:p>
         </w:tc>
         <w:tc>
-          <w:tcPr/>
           <w:p>
             <w:pPr>
               <w:pStyle w:val="Compact"/>
@@ -8646,22 +8262,21 @@
         </w:tc>
       </w:tr>
     </w:tbl>
-    <w:bookmarkEnd w:id="38"/>
-    <w:bookmarkStart w:id="39" w:name="X3bf60ac84f44e6b1c2d4a300ee71d73cea90fa0"/>
     <w:p>
       <w:pPr>
         <w:pStyle w:val="Heading1"/>
       </w:pPr>
+      <w:bookmarkStart w:id="35" w:name="X3bf60ac84f44e6b1c2d4a300ee71d73cea90fa0"/>
       <w:r>
         <w:t xml:space="preserve">11. Known limitations and open technical items</w:t>
       </w:r>
+      <w:bookmarkEnd w:id="35"/>
     </w:p>
     <w:tbl>
       <w:tblPr>
         <w:tblStyle w:val="Table"/>
-        <w:tblW w:type="pct" w:w="5000"/>
-        <w:tblLook w:firstRow="1" w:lastRow="0" w:firstColumn="0" w:lastColumn="0" w:noHBand="0" w:noVBand="0" w:val="0020"/>
-        <w:jc w:val="start"/>
+        <w:tblW w:type="pct" w:w="5000.0"/>
+        <w:tblLook w:firstRow="1"/>
       </w:tblPr>
       <w:tblGrid>
         <w:gridCol w:w="862"/>
@@ -8670,12 +8285,14 @@
       </w:tblGrid>
       <w:tr>
         <w:trPr>
-          <w:tblHeader w:val="true"/>
-          <w:tblHeader w:val="true"/>
+          <w:cnfStyle w:firstRow="1"/>
         </w:trPr>
         <w:tc>
           <w:tcPr>
-            <w:shd w:val="clear" w:color="auto" w:fill="1E60AE"/>
+            <w:tcBorders>
+              <w:bottom w:val="single"/>
+            </w:tcBorders>
+            <w:vAlign w:val="bottom"/>
           </w:tcPr>
           <w:p>
             <w:pPr>
@@ -8683,17 +8300,16 @@
               <w:jc w:val="left"/>
             </w:pPr>
             <w:r>
-              <w:rPr>
-                <w:b/>
-                <w:color w:val="FFFFFF"/>
-              </w:rPr>
               <w:t xml:space="preserve">ID</w:t>
             </w:r>
           </w:p>
         </w:tc>
         <w:tc>
           <w:tcPr>
-            <w:shd w:val="clear" w:color="auto" w:fill="1E60AE"/>
+            <w:tcBorders>
+              <w:bottom w:val="single"/>
+            </w:tcBorders>
+            <w:vAlign w:val="bottom"/>
           </w:tcPr>
           <w:p>
             <w:pPr>
@@ -8701,17 +8317,16 @@
               <w:jc w:val="left"/>
             </w:pPr>
             <w:r>
-              <w:rPr>
-                <w:b/>
-                <w:color w:val="FFFFFF"/>
-              </w:rPr>
               <w:t xml:space="preserve">Item</w:t>
             </w:r>
           </w:p>
         </w:tc>
         <w:tc>
           <w:tcPr>
-            <w:shd w:val="clear" w:color="auto" w:fill="1E60AE"/>
+            <w:tcBorders>
+              <w:bottom w:val="single"/>
+            </w:tcBorders>
+            <w:vAlign w:val="bottom"/>
           </w:tcPr>
           <w:p>
             <w:pPr>
@@ -8719,10 +8334,6 @@
               <w:jc w:val="left"/>
             </w:pPr>
             <w:r>
-              <w:rPr>
-                <w:b/>
-                <w:color w:val="FFFFFF"/>
-              </w:rPr>
               <w:t xml:space="preserve">Status</w:t>
             </w:r>
           </w:p>
@@ -8730,7 +8341,6 @@
       </w:tr>
       <w:tr>
         <w:tc>
-          <w:tcPr/>
           <w:p>
             <w:pPr>
               <w:pStyle w:val="Compact"/>
@@ -8742,7 +8352,6 @@
           </w:p>
         </w:tc>
         <w:tc>
-          <w:tcPr/>
           <w:p>
             <w:pPr>
               <w:pStyle w:val="Compact"/>
@@ -8754,7 +8363,6 @@
           </w:p>
         </w:tc>
         <w:tc>
-          <w:tcPr/>
           <w:p>
             <w:pPr>
               <w:pStyle w:val="Compact"/>
@@ -8768,7 +8376,6 @@
       </w:tr>
       <w:tr>
         <w:tc>
-          <w:tcPr/>
           <w:p>
             <w:pPr>
               <w:pStyle w:val="Compact"/>
@@ -8780,7 +8387,6 @@
           </w:p>
         </w:tc>
         <w:tc>
-          <w:tcPr/>
           <w:p>
             <w:pPr>
               <w:pStyle w:val="Compact"/>
@@ -8792,7 +8398,6 @@
           </w:p>
         </w:tc>
         <w:tc>
-          <w:tcPr/>
           <w:p>
             <w:pPr>
               <w:pStyle w:val="Compact"/>
@@ -8806,7 +8411,6 @@
       </w:tr>
       <w:tr>
         <w:tc>
-          <w:tcPr/>
           <w:p>
             <w:pPr>
               <w:pStyle w:val="Compact"/>
@@ -8818,7 +8422,6 @@
           </w:p>
         </w:tc>
         <w:tc>
-          <w:tcPr/>
           <w:p>
             <w:pPr>
               <w:pStyle w:val="Compact"/>
@@ -8830,7 +8433,6 @@
           </w:p>
         </w:tc>
         <w:tc>
-          <w:tcPr/>
           <w:p>
             <w:pPr>
               <w:pStyle w:val="Compact"/>
@@ -8844,7 +8446,6 @@
       </w:tr>
       <w:tr>
         <w:tc>
-          <w:tcPr/>
           <w:p>
             <w:pPr>
               <w:pStyle w:val="Compact"/>
@@ -8856,7 +8457,6 @@
           </w:p>
         </w:tc>
         <w:tc>
-          <w:tcPr/>
           <w:p>
             <w:pPr>
               <w:pStyle w:val="Compact"/>
@@ -8868,7 +8468,6 @@
           </w:p>
         </w:tc>
         <w:tc>
-          <w:tcPr/>
           <w:p>
             <w:pPr>
               <w:pStyle w:val="Compact"/>
@@ -8882,7 +8481,6 @@
       </w:tr>
       <w:tr>
         <w:tc>
-          <w:tcPr/>
           <w:p>
             <w:pPr>
               <w:pStyle w:val="Compact"/>
@@ -8894,7 +8492,6 @@
           </w:p>
         </w:tc>
         <w:tc>
-          <w:tcPr/>
           <w:p>
             <w:pPr>
               <w:pStyle w:val="Compact"/>
@@ -8906,7 +8503,6 @@
           </w:p>
         </w:tc>
         <w:tc>
-          <w:tcPr/>
           <w:p>
             <w:pPr>
               <w:pStyle w:val="Compact"/>
@@ -8920,7 +8516,6 @@
       </w:tr>
       <w:tr>
         <w:tc>
-          <w:tcPr/>
           <w:p>
             <w:pPr>
               <w:pStyle w:val="Compact"/>
@@ -8932,7 +8527,6 @@
           </w:p>
         </w:tc>
         <w:tc>
-          <w:tcPr/>
           <w:p>
             <w:pPr>
               <w:pStyle w:val="Compact"/>
@@ -8944,7 +8538,6 @@
           </w:p>
         </w:tc>
         <w:tc>
-          <w:tcPr/>
           <w:p>
             <w:pPr>
               <w:pStyle w:val="Compact"/>
@@ -8957,22 +8550,21 @@
         </w:tc>
       </w:tr>
     </w:tbl>
-    <w:bookmarkEnd w:id="39"/>
-    <w:bookmarkStart w:id="40" w:name="glossary"/>
     <w:p>
       <w:pPr>
         <w:pStyle w:val="Heading1"/>
       </w:pPr>
+      <w:bookmarkStart w:id="36" w:name="glossary"/>
       <w:r>
         <w:t xml:space="preserve">12. Glossary</w:t>
       </w:r>
+      <w:bookmarkEnd w:id="36"/>
     </w:p>
     <w:tbl>
       <w:tblPr>
         <w:tblStyle w:val="Table"/>
-        <w:tblW w:type="pct" w:w="5000"/>
-        <w:tblLook w:firstRow="1" w:lastRow="0" w:firstColumn="0" w:lastColumn="0" w:noHBand="0" w:noVBand="0" w:val="0020"/>
-        <w:jc w:val="start"/>
+        <w:tblW w:type="pct" w:w="5000.0"/>
+        <w:tblLook w:firstRow="1"/>
       </w:tblPr>
       <w:tblGrid>
         <w:gridCol w:w="2262"/>
@@ -8980,12 +8572,14 @@
       </w:tblGrid>
       <w:tr>
         <w:trPr>
-          <w:tblHeader w:val="true"/>
-          <w:tblHeader w:val="true"/>
+          <w:cnfStyle w:firstRow="1"/>
         </w:trPr>
         <w:tc>
           <w:tcPr>
-            <w:shd w:val="clear" w:color="auto" w:fill="1E60AE"/>
+            <w:tcBorders>
+              <w:bottom w:val="single"/>
+            </w:tcBorders>
+            <w:vAlign w:val="bottom"/>
           </w:tcPr>
           <w:p>
             <w:pPr>
@@ -8993,17 +8587,16 @@
               <w:jc w:val="left"/>
             </w:pPr>
             <w:r>
-              <w:rPr>
-                <w:b/>
-                <w:color w:val="FFFFFF"/>
-              </w:rPr>
               <w:t xml:space="preserve">Term</w:t>
             </w:r>
           </w:p>
         </w:tc>
         <w:tc>
           <w:tcPr>
-            <w:shd w:val="clear" w:color="auto" w:fill="1E60AE"/>
+            <w:tcBorders>
+              <w:bottom w:val="single"/>
+            </w:tcBorders>
+            <w:vAlign w:val="bottom"/>
           </w:tcPr>
           <w:p>
             <w:pPr>
@@ -9011,10 +8604,6 @@
               <w:jc w:val="left"/>
             </w:pPr>
             <w:r>
-              <w:rPr>
-                <w:b/>
-                <w:color w:val="FFFFFF"/>
-              </w:rPr>
               <w:t xml:space="preserve">Meaning</w:t>
             </w:r>
           </w:p>
@@ -9022,7 +8611,6 @@
       </w:tr>
       <w:tr>
         <w:tc>
-          <w:tcPr/>
           <w:p>
             <w:pPr>
               <w:pStyle w:val="Compact"/>
@@ -9034,7 +8622,6 @@
           </w:p>
         </w:tc>
         <w:tc>
-          <w:tcPr/>
           <w:p>
             <w:pPr>
               <w:pStyle w:val="Compact"/>
@@ -9048,7 +8635,6 @@
       </w:tr>
       <w:tr>
         <w:tc>
-          <w:tcPr/>
           <w:p>
             <w:pPr>
               <w:pStyle w:val="Compact"/>
@@ -9060,7 +8646,6 @@
           </w:p>
         </w:tc>
         <w:tc>
-          <w:tcPr/>
           <w:p>
             <w:pPr>
               <w:pStyle w:val="Compact"/>
@@ -9074,7 +8659,6 @@
       </w:tr>
       <w:tr>
         <w:tc>
-          <w:tcPr/>
           <w:p>
             <w:pPr>
               <w:pStyle w:val="Compact"/>
@@ -9086,7 +8670,6 @@
           </w:p>
         </w:tc>
         <w:tc>
-          <w:tcPr/>
           <w:p>
             <w:pPr>
               <w:pStyle w:val="Compact"/>
@@ -9100,7 +8683,6 @@
       </w:tr>
       <w:tr>
         <w:tc>
-          <w:tcPr/>
           <w:p>
             <w:pPr>
               <w:pStyle w:val="Compact"/>
@@ -9112,7 +8694,6 @@
           </w:p>
         </w:tc>
         <w:tc>
-          <w:tcPr/>
           <w:p>
             <w:pPr>
               <w:pStyle w:val="Compact"/>
@@ -9126,7 +8707,6 @@
       </w:tr>
       <w:tr>
         <w:tc>
-          <w:tcPr/>
           <w:p>
             <w:pPr>
               <w:pStyle w:val="Compact"/>
@@ -9138,7 +8718,6 @@
           </w:p>
         </w:tc>
         <w:tc>
-          <w:tcPr/>
           <w:p>
             <w:pPr>
               <w:pStyle w:val="Compact"/>
@@ -9152,7 +8731,6 @@
       </w:tr>
       <w:tr>
         <w:tc>
-          <w:tcPr/>
           <w:p>
             <w:pPr>
               <w:pStyle w:val="Compact"/>
@@ -9164,7 +8742,6 @@
           </w:p>
         </w:tc>
         <w:tc>
-          <w:tcPr/>
           <w:p>
             <w:pPr>
               <w:pStyle w:val="Compact"/>
@@ -9178,7 +8755,6 @@
       </w:tr>
       <w:tr>
         <w:tc>
-          <w:tcPr/>
           <w:p>
             <w:pPr>
               <w:pStyle w:val="Compact"/>
@@ -9190,7 +8766,6 @@
           </w:p>
         </w:tc>
         <w:tc>
-          <w:tcPr/>
           <w:p>
             <w:pPr>
               <w:pStyle w:val="Compact"/>
@@ -9204,7 +8779,6 @@
       </w:tr>
       <w:tr>
         <w:tc>
-          <w:tcPr/>
           <w:p>
             <w:pPr>
               <w:pStyle w:val="Compact"/>
@@ -9216,7 +8790,6 @@
           </w:p>
         </w:tc>
         <w:tc>
-          <w:tcPr/>
           <w:p>
             <w:pPr>
               <w:pStyle w:val="Compact"/>
@@ -9230,7 +8803,6 @@
       </w:tr>
       <w:tr>
         <w:tc>
-          <w:tcPr/>
           <w:p>
             <w:pPr>
               <w:pStyle w:val="Compact"/>
@@ -9242,7 +8814,6 @@
           </w:p>
         </w:tc>
         <w:tc>
-          <w:tcPr/>
           <w:p>
             <w:pPr>
               <w:pStyle w:val="Compact"/>
@@ -9256,7 +8827,6 @@
       </w:tr>
       <w:tr>
         <w:tc>
-          <w:tcPr/>
           <w:p>
             <w:pPr>
               <w:pStyle w:val="Compact"/>
@@ -9268,7 +8838,6 @@
           </w:p>
         </w:tc>
         <w:tc>
-          <w:tcPr/>
           <w:p>
             <w:pPr>
               <w:pStyle w:val="Compact"/>
@@ -9282,7 +8851,6 @@
       </w:tr>
       <w:tr>
         <w:tc>
-          <w:tcPr/>
           <w:p>
             <w:pPr>
               <w:pStyle w:val="Compact"/>
@@ -9294,7 +8862,6 @@
           </w:p>
         </w:tc>
         <w:tc>
-          <w:tcPr/>
           <w:p>
             <w:pPr>
               <w:pStyle w:val="Compact"/>
@@ -9307,10 +8874,9 @@
         </w:tc>
       </w:tr>
     </w:tbl>
-    <w:bookmarkEnd w:id="40"/>
     <w:sectPr>
-      <w:footerReference r:id="rId9" w:type="default"/>
-      <w:pgMar w:bottom="1020" w:left="1134" w:right="1134" w:top="1134"/>
+      <w:footerReference w:type="default" r:id="rId9"/>
+      <w:pgMar w:left="1134" w:right="1134" w:top="1134" w:bottom="1020"/>
     </w:sectPr>
   </w:body>
 </w:document>
@@ -9367,14 +8933,17 @@
 <file path=word/numbering.xml><?xml version="1.0" encoding="utf-8"?>
 <w:numbering xmlns:w="http://schemas.openxmlformats.org/wordprocessingml/2006/main">
   <w:abstractNum w:abstractNumId="990">
-    <w:nsid w:val="A990"/>
+    <w:nsid w:val="2c1ae401"/>
     <w:multiLevelType w:val="multilevel"/>
     <w:lvl w:ilvl="0">
       <w:numFmt w:val="bullet"/>
       <w:lvlText w:val=" "/>
       <w:lvlJc w:val="left"/>
       <w:pPr>
-        <w:ind w:left="720" w:hanging="480"/>
+        <w:tabs>
+          <w:tab w:val="num" w:pos="0"/>
+        </w:tabs>
+        <w:ind w:left="480" w:hanging="480"/>
       </w:pPr>
     </w:lvl>
     <w:lvl w:ilvl="1">
@@ -9382,7 +8951,10 @@
       <w:lvlText w:val=" "/>
       <w:lvlJc w:val="left"/>
       <w:pPr>
-        <w:ind w:left="1440" w:hanging="480"/>
+        <w:tabs>
+          <w:tab w:val="num" w:pos="720"/>
+        </w:tabs>
+        <w:ind w:left="1200" w:hanging="480"/>
       </w:pPr>
     </w:lvl>
     <w:lvl w:ilvl="2">
@@ -9390,7 +8962,10 @@
       <w:lvlText w:val=" "/>
       <w:lvlJc w:val="left"/>
       <w:pPr>
-        <w:ind w:left="2160" w:hanging="480"/>
+        <w:tabs>
+          <w:tab w:val="num" w:pos="1440"/>
+        </w:tabs>
+        <w:ind w:left="1920" w:hanging="480"/>
       </w:pPr>
     </w:lvl>
     <w:lvl w:ilvl="3">
@@ -9398,7 +8973,10 @@
       <w:lvlText w:val=" "/>
       <w:lvlJc w:val="left"/>
       <w:pPr>
-        <w:ind w:left="2880" w:hanging="480"/>
+        <w:tabs>
+          <w:tab w:val="num" w:pos="2160"/>
+        </w:tabs>
+        <w:ind w:left="2640" w:hanging="480"/>
       </w:pPr>
     </w:lvl>
     <w:lvl w:ilvl="4">
@@ -9406,7 +8984,10 @@
       <w:lvlText w:val=" "/>
       <w:lvlJc w:val="left"/>
       <w:pPr>
-        <w:ind w:left="3600" w:hanging="480"/>
+        <w:tabs>
+          <w:tab w:val="num" w:pos="2880"/>
+        </w:tabs>
+        <w:ind w:left="3360" w:hanging="480"/>
       </w:pPr>
     </w:lvl>
     <w:lvl w:ilvl="5">
@@ -9414,7 +8995,10 @@
       <w:lvlText w:val=" "/>
       <w:lvlJc w:val="left"/>
       <w:pPr>
-        <w:ind w:left="4320" w:hanging="480"/>
+        <w:tabs>
+          <w:tab w:val="num" w:pos="3600"/>
+        </w:tabs>
+        <w:ind w:left="4080" w:hanging="480"/>
       </w:pPr>
     </w:lvl>
     <w:lvl w:ilvl="6">
@@ -9422,7 +9006,10 @@
       <w:lvlText w:val=" "/>
       <w:lvlJc w:val="left"/>
       <w:pPr>
-        <w:ind w:left="5040" w:hanging="480"/>
+        <w:tabs>
+          <w:tab w:val="num" w:pos="4320"/>
+        </w:tabs>
+        <w:ind w:left="4800" w:hanging="480"/>
       </w:pPr>
     </w:lvl>
     <w:lvl w:ilvl="7">
@@ -9430,7 +9017,10 @@
       <w:lvlText w:val=" "/>
       <w:lvlJc w:val="left"/>
       <w:pPr>
-        <w:ind w:left="5760" w:hanging="480"/>
+        <w:tabs>
+          <w:tab w:val="num" w:pos="5040"/>
+        </w:tabs>
+        <w:ind w:left="5520" w:hanging="480"/>
       </w:pPr>
     </w:lvl>
     <w:lvl w:ilvl="8">
@@ -9438,19 +9028,25 @@
       <w:lvlText w:val=" "/>
       <w:lvlJc w:val="left"/>
       <w:pPr>
-        <w:ind w:left="6480" w:hanging="480"/>
+        <w:tabs>
+          <w:tab w:val="num" w:pos="5760"/>
+        </w:tabs>
+        <w:ind w:left="6240" w:hanging="480"/>
       </w:pPr>
     </w:lvl>
   </w:abstractNum>
   <w:abstractNum w:abstractNumId="991">
-    <w:nsid w:val="A991"/>
+    <w:nsid w:val="ea454b4c"/>
     <w:multiLevelType w:val="multilevel"/>
     <w:lvl w:ilvl="0">
       <w:numFmt w:val="bullet"/>
       <w:lvlText w:val="•"/>
       <w:lvlJc w:val="left"/>
       <w:pPr>
-        <w:ind w:left="720" w:hanging="480"/>
+        <w:tabs>
+          <w:tab w:val="num" w:pos="0"/>
+        </w:tabs>
+        <w:ind w:left="480" w:hanging="480"/>
       </w:pPr>
     </w:lvl>
     <w:lvl w:ilvl="1">
@@ -9458,7 +9054,10 @@
       <w:lvlText w:val="–"/>
       <w:lvlJc w:val="left"/>
       <w:pPr>
-        <w:ind w:left="1440" w:hanging="480"/>
+        <w:tabs>
+          <w:tab w:val="num" w:pos="720"/>
+        </w:tabs>
+        <w:ind w:left="1200" w:hanging="480"/>
       </w:pPr>
     </w:lvl>
     <w:lvl w:ilvl="2">
@@ -9466,7 +9065,10 @@
       <w:lvlText w:val="•"/>
       <w:lvlJc w:val="left"/>
       <w:pPr>
-        <w:ind w:left="2160" w:hanging="480"/>
+        <w:tabs>
+          <w:tab w:val="num" w:pos="1440"/>
+        </w:tabs>
+        <w:ind w:left="1920" w:hanging="480"/>
       </w:pPr>
     </w:lvl>
     <w:lvl w:ilvl="3">
@@ -9474,7 +9076,10 @@
       <w:lvlText w:val="–"/>
       <w:lvlJc w:val="left"/>
       <w:pPr>
-        <w:ind w:left="2880" w:hanging="480"/>
+        <w:tabs>
+          <w:tab w:val="num" w:pos="2160"/>
+        </w:tabs>
+        <w:ind w:left="2640" w:hanging="480"/>
       </w:pPr>
     </w:lvl>
     <w:lvl w:ilvl="4">
@@ -9482,7 +9087,10 @@
       <w:lvlText w:val="•"/>
       <w:lvlJc w:val="left"/>
       <w:pPr>
-        <w:ind w:left="3600" w:hanging="480"/>
+        <w:tabs>
+          <w:tab w:val="num" w:pos="2880"/>
+        </w:tabs>
+        <w:ind w:left="3360" w:hanging="480"/>
       </w:pPr>
     </w:lvl>
     <w:lvl w:ilvl="5">
@@ -9490,7 +9098,10 @@
       <w:lvlText w:val="–"/>
       <w:lvlJc w:val="left"/>
       <w:pPr>
-        <w:ind w:left="4320" w:hanging="480"/>
+        <w:tabs>
+          <w:tab w:val="num" w:pos="3600"/>
+        </w:tabs>
+        <w:ind w:left="4080" w:hanging="480"/>
       </w:pPr>
     </w:lvl>
     <w:lvl w:ilvl="6">
@@ -9498,7 +9109,10 @@
       <w:lvlText w:val="•"/>
       <w:lvlJc w:val="left"/>
       <w:pPr>
-        <w:ind w:left="5040" w:hanging="480"/>
+        <w:tabs>
+          <w:tab w:val="num" w:pos="4320"/>
+        </w:tabs>
+        <w:ind w:left="4800" w:hanging="480"/>
       </w:pPr>
     </w:lvl>
     <w:lvl w:ilvl="7">
@@ -9506,7 +9120,10 @@
       <w:lvlText w:val="–"/>
       <w:lvlJc w:val="left"/>
       <w:pPr>
-        <w:ind w:left="5760" w:hanging="480"/>
+        <w:tabs>
+          <w:tab w:val="num" w:pos="5040"/>
+        </w:tabs>
+        <w:ind w:left="5520" w:hanging="480"/>
       </w:pPr>
     </w:lvl>
     <w:lvl w:ilvl="8">
@@ -9514,7 +9131,10 @@
       <w:lvlText w:val="•"/>
       <w:lvlJc w:val="left"/>
       <w:pPr>
-        <w:ind w:left="6480" w:hanging="480"/>
+        <w:tabs>
+          <w:tab w:val="num" w:pos="5760"/>
+        </w:tabs>
+        <w:ind w:left="6240" w:hanging="480"/>
       </w:pPr>
     </w:lvl>
   </w:abstractNum>
@@ -9556,10 +9176,10 @@
   <w:docDefaults>
     <w:rPrDefault>
       <w:rPr>
-        <w:rFonts w:asciiTheme="minorHAnsi" w:cstheme="minorBidi" w:eastAsiaTheme="minorHAnsi" w:hAnsiTheme="minorHAnsi"/>
+        <w:rFonts w:asciiTheme="minorHAnsi" w:eastAsiaTheme="minorHAnsi" w:hAnsiTheme="minorHAnsi" w:cstheme="minorBidi"/>
         <w:sz w:val="24"/>
         <w:szCs w:val="24"/>
-        <w:lang w:bidi="ar-SA" w:eastAsia="en-US" w:val="en-US"/>
+        <w:lang w:val="en-US" w:eastAsia="en-US" w:bidi="ar-SA"/>
       </w:rPr>
     </w:rPrDefault>
     <w:pPrDefault>
@@ -9568,55 +9188,55 @@
       </w:pPr>
     </w:pPrDefault>
   </w:docDefaults>
-  <w:latentStyles w:count="276" w:defLockedState="0" w:defQFormat="0" w:defSemiHidden="0" w:defUIPriority="0" w:defUnhideWhenUsed="0"/>
-  <w:style w:default="1" w:styleId="Normal" w:type="paragraph">
+  <w:latentStyles w:defLockedState="0" w:defUIPriority="0" w:defSemiHidden="0" w:defUnhideWhenUsed="0" w:defQFormat="0" w:count="276"/>
+  <w:style w:type="paragraph" w:default="1" w:styleId="Normal">
     <w:name w:val="Normal"/>
     <w:qFormat/>
     <w:rPr>
-      <w:rFonts w:ascii="Calibri" w:cs="Calibri" w:eastAsia="Calibri" w:hAnsi="Calibri"/>
+      <w:rFonts w:ascii="Calibri" w:hAnsi="Calibri" w:cs="Calibri" w:eastAsia="Calibri"/>
       <w:color w:val="344054"/>
       <w:sz w:val="21"/>
     </w:rPr>
   </w:style>
-  <w:style w:styleId="BodyText" w:type="paragraph">
+  <w:style w:type="paragraph" w:styleId="BodyText">
     <w:name w:val="Body Text"/>
     <w:basedOn w:val="Normal"/>
     <w:link w:val="BodyTextChar"/>
     <w:pPr>
-      <w:spacing w:after="180" w:before="180"/>
+      <w:spacing w:before="180" w:after="180"/>
     </w:pPr>
     <w:qFormat/>
     <w:rPr>
-      <w:rFonts w:ascii="Calibri" w:cs="Calibri" w:eastAsia="Calibri" w:hAnsi="Calibri"/>
+      <w:rFonts w:ascii="Calibri" w:hAnsi="Calibri" w:cs="Calibri" w:eastAsia="Calibri"/>
       <w:color w:val="344054"/>
       <w:sz w:val="21"/>
     </w:rPr>
   </w:style>
-  <w:style w:customStyle="1" w:styleId="FirstParagraph" w:type="paragraph">
+  <w:style w:type="paragraph" w:customStyle="1" w:styleId="FirstParagraph">
     <w:name w:val="First Paragraph"/>
     <w:basedOn w:val="BodyText"/>
     <w:next w:val="BodyText"/>
     <w:qFormat/>
     <w:rPr>
-      <w:rFonts w:ascii="Calibri" w:cs="Calibri" w:eastAsia="Calibri" w:hAnsi="Calibri"/>
+      <w:rFonts w:ascii="Calibri" w:hAnsi="Calibri" w:cs="Calibri" w:eastAsia="Calibri"/>
       <w:color w:val="344054"/>
       <w:sz w:val="21"/>
     </w:rPr>
   </w:style>
-  <w:style w:customStyle="1" w:styleId="Compact" w:type="paragraph">
+  <w:style w:type="paragraph" w:customStyle="1" w:styleId="Compact">
     <w:name w:val="Compact"/>
     <w:basedOn w:val="BodyText"/>
     <w:qFormat/>
     <w:pPr>
-      <w:spacing w:after="36" w:before="36"/>
+      <w:spacing w:before="36" w:after="36"/>
     </w:pPr>
     <w:rPr>
-      <w:rFonts w:ascii="Calibri" w:cs="Calibri" w:eastAsia="Calibri" w:hAnsi="Calibri"/>
+      <w:rFonts w:ascii="Calibri" w:hAnsi="Calibri" w:cs="Calibri" w:eastAsia="Calibri"/>
       <w:color w:val="344054"/>
       <w:sz w:val="21"/>
     </w:rPr>
   </w:style>
-  <w:style w:styleId="Title" w:type="paragraph">
+  <w:style w:type="paragraph" w:styleId="Title">
     <w:name w:val="Title"/>
     <w:basedOn w:val="Normal"/>
     <w:next w:val="BodyText"/>
@@ -9624,11 +9244,11 @@
     <w:pPr>
       <w:keepNext/>
       <w:keepLines/>
-      <w:spacing w:after="240" w:before="480"/>
+      <w:spacing w:before="480" w:after="240"/>
       <w:jc w:val="center"/>
     </w:pPr>
     <w:rPr>
-      <w:rFonts w:ascii="Calibri" w:cs="Calibri" w:eastAsia="Calibri" w:hAnsi="Calibri"/>
+      <w:rFonts w:ascii="Calibri" w:hAnsi="Calibri" w:cs="Calibri" w:eastAsia="Calibri"/>
       <w:b/>
       <w:bCs/>
       <w:color w:val="0F2A4A"/>
@@ -9636,7 +9256,7 @@
       <w:szCs w:val="36"/>
     </w:rPr>
   </w:style>
-  <w:style w:styleId="Subtitle" w:type="paragraph">
+  <w:style w:type="paragraph" w:styleId="Subtitle">
     <w:name w:val="Subtitle"/>
     <w:basedOn w:val="Title"/>
     <w:next w:val="BodyText"/>
@@ -9644,18 +9264,18 @@
     <w:pPr>
       <w:keepNext/>
       <w:keepLines/>
-      <w:spacing w:after="240" w:before="240"/>
+      <w:spacing w:before="240" w:after="240"/>
       <w:jc w:val="center"/>
     </w:pPr>
     <w:rPr>
-      <w:rFonts w:ascii="Calibri" w:cs="Calibri" w:eastAsia="Calibri" w:hAnsi="Calibri"/>
+      <w:rFonts w:ascii="Calibri" w:hAnsi="Calibri" w:cs="Calibri" w:eastAsia="Calibri"/>
       <w:b w:val="0"/>
       <w:color w:val="1E60AE"/>
       <w:sz w:val="28"/>
       <w:szCs w:val="30"/>
     </w:rPr>
   </w:style>
-  <w:style w:customStyle="1" w:styleId="Author" w:type="paragraph">
+  <w:style w:type="paragraph" w:customStyle="1" w:styleId="Author">
     <w:name w:val="Author"/>
     <w:next w:val="BodyText"/>
     <w:qFormat/>
@@ -9665,12 +9285,12 @@
       <w:jc w:val="center"/>
     </w:pPr>
     <w:rPr>
-      <w:rFonts w:ascii="Calibri" w:cs="Calibri" w:eastAsia="Calibri" w:hAnsi="Calibri"/>
+      <w:rFonts w:ascii="Calibri" w:hAnsi="Calibri" w:cs="Calibri" w:eastAsia="Calibri"/>
       <w:color w:val="344054"/>
       <w:sz w:val="22"/>
     </w:rPr>
   </w:style>
-  <w:style w:styleId="Date" w:type="paragraph">
+  <w:style w:type="paragraph" w:styleId="Date">
     <w:name w:val="Date"/>
     <w:next w:val="BodyText"/>
     <w:qFormat/>
@@ -9680,12 +9300,12 @@
       <w:jc w:val="center"/>
     </w:pPr>
     <w:rPr>
-      <w:rFonts w:ascii="Calibri" w:cs="Calibri" w:eastAsia="Calibri" w:hAnsi="Calibri"/>
+      <w:rFonts w:ascii="Calibri" w:hAnsi="Calibri" w:cs="Calibri" w:eastAsia="Calibri"/>
       <w:color w:val="344054"/>
       <w:sz w:val="22"/>
     </w:rPr>
   </w:style>
-  <w:style w:customStyle="1" w:styleId="AbstractTitle" w:type="paragraph">
+  <w:style w:type="paragraph" w:customStyle="1" w:styleId="AbstractTitle">
     <w:name w:val="Abstract Title"/>
     <w:basedOn w:val="Normal"/>
     <w:next w:val="Abstract"/>
@@ -9694,7 +9314,7 @@
       <w:keepNext/>
       <w:keepLines/>
       <w:jc w:val="center"/>
-      <w:spacing w:after="0" w:before="300"/>
+      <w:spacing w:before="300" w:after="0"/>
     </w:pPr>
     <w:rPr>
       <w:sz w:val="20"/>
@@ -9704,7 +9324,7 @@
       &gt;
     </w:rPr>
   </w:style>
-  <w:style w:customStyle="1" w:styleId="Abstract" w:type="paragraph">
+  <w:style w:type="paragraph" w:customStyle="1" w:styleId="Abstract">
     <w:name w:val="Abstract"/>
     <w:basedOn w:val="Normal"/>
     <w:next w:val="BodyText"/>
@@ -9712,14 +9332,14 @@
     <w:pPr>
       <w:keepNext/>
       <w:keepLines/>
-      <w:spacing w:after="300" w:before="100"/>
+      <w:spacing w:before="100" w:after="300"/>
     </w:pPr>
     <w:rPr>
       <w:sz w:val="20"/>
       <w:szCs w:val="20"/>
     </w:rPr>
   </w:style>
-  <w:style w:styleId="Bibliography" w:type="paragraph">
+  <w:style w:type="paragraph" w:styleId="Bibliography">
     <w:name w:val="Bibliography"/>
     <w:basedOn w:val="Normal"/>
     <w:next w:val="Bibliography"/>
@@ -9727,7 +9347,7 @@
     <w:pPr/>
     <w:rPr/>
   </w:style>
-  <w:style w:styleId="Heading1" w:type="paragraph">
+  <w:style w:type="paragraph" w:styleId="Heading1">
     <w:name w:val="Heading 1"/>
     <w:basedOn w:val="Normal"/>
     <w:next w:val="BodyText"/>
@@ -9736,11 +9356,11 @@
     <w:pPr>
       <w:keepNext/>
       <w:keepLines/>
-      <w:spacing w:after="80" w:before="280"/>
+      <w:spacing w:before="280" w:after="80"/>
       <w:outlineLvl w:val="0"/>
     </w:pPr>
     <w:rPr>
-      <w:rFonts w:ascii="Calibri" w:cs="Calibri" w:eastAsia="Calibri" w:hAnsi="Calibri"/>
+      <w:rFonts w:ascii="Calibri" w:hAnsi="Calibri" w:cs="Calibri" w:eastAsia="Calibri"/>
       <w:b/>
       <w:bCs/>
       <w:color w:val="1E60AE"/>
@@ -9748,7 +9368,7 @@
       <w:szCs w:val="32"/>
     </w:rPr>
   </w:style>
-  <w:style w:styleId="Heading2" w:type="paragraph">
+  <w:style w:type="paragraph" w:styleId="Heading2">
     <w:name w:val="Heading 2"/>
     <w:basedOn w:val="Normal"/>
     <w:next w:val="BodyText"/>
@@ -9758,11 +9378,11 @@
     <w:pPr>
       <w:keepNext/>
       <w:keepLines/>
-      <w:spacing w:after="80" w:before="200"/>
+      <w:spacing w:before="200" w:after="80"/>
       <w:outlineLvl w:val="1"/>
     </w:pPr>
     <w:rPr>
-      <w:rFonts w:ascii="Calibri" w:cs="Calibri" w:eastAsia="Calibri" w:hAnsi="Calibri"/>
+      <w:rFonts w:ascii="Calibri" w:hAnsi="Calibri" w:cs="Calibri" w:eastAsia="Calibri"/>
       <w:b/>
       <w:bCs/>
       <w:color w:val="0F2A4A"/>
@@ -9770,7 +9390,7 @@
       <w:szCs w:val="28"/>
     </w:rPr>
   </w:style>
-  <w:style w:styleId="Heading3" w:type="paragraph">
+  <w:style w:type="paragraph" w:styleId="Heading3">
     <w:name w:val="Heading 3"/>
     <w:basedOn w:val="Normal"/>
     <w:next w:val="BodyText"/>
@@ -9780,11 +9400,11 @@
     <w:pPr>
       <w:keepNext/>
       <w:keepLines/>
-      <w:spacing w:after="80" w:before="200"/>
+      <w:spacing w:before="200" w:after="80"/>
       <w:outlineLvl w:val="2"/>
     </w:pPr>
     <w:rPr>
-      <w:rFonts w:ascii="Calibri" w:cs="Calibri" w:eastAsia="Calibri" w:hAnsi="Calibri"/>
+      <w:rFonts w:ascii="Calibri" w:hAnsi="Calibri" w:cs="Calibri" w:eastAsia="Calibri"/>
       <w:b/>
       <w:bCs/>
       <w:color w:val="1E60AE"/>
@@ -9792,7 +9412,7 @@
       <w:szCs w:val="24"/>
     </w:rPr>
   </w:style>
-  <w:style w:styleId="Heading4" w:type="paragraph">
+  <w:style w:type="paragraph" w:styleId="Heading4">
     <w:name w:val="Heading 4"/>
     <w:basedOn w:val="Normal"/>
     <w:next w:val="BodyText"/>
@@ -9802,11 +9422,11 @@
     <w:pPr>
       <w:keepNext/>
       <w:keepLines/>
-      <w:spacing w:after="80" w:before="200"/>
+      <w:spacing w:before="200" w:after="80"/>
       <w:outlineLvl w:val="3"/>
     </w:pPr>
     <w:rPr>
-      <w:rFonts w:ascii="Calibri" w:cs="Calibri" w:eastAsia="Calibri" w:hAnsi="Calibri"/>
+      <w:rFonts w:ascii="Calibri" w:hAnsi="Calibri" w:cs="Calibri" w:eastAsia="Calibri"/>
       <w:i/>
       <w:b/>
       <w:bCs/>
@@ -9815,7 +9435,7 @@
       <w:szCs w:val="24"/>
     </w:rPr>
   </w:style>
-  <w:style w:styleId="Heading5" w:type="paragraph">
+  <w:style w:type="paragraph" w:styleId="Heading5">
     <w:name w:val="Heading 5"/>
     <w:basedOn w:val="Normal"/>
     <w:next w:val="BodyText"/>
@@ -9825,18 +9445,18 @@
     <w:pPr>
       <w:keepNext/>
       <w:keepLines/>
-      <w:spacing w:after="0" w:before="200"/>
+      <w:spacing w:before="200" w:after="0"/>
       <w:outlineLvl w:val="4"/>
     </w:pPr>
     <w:rPr>
-      <w:rFonts w:asciiTheme="majorHAnsi" w:cstheme="majorBidi" w:eastAsiaTheme="majorEastAsia" w:hAnsiTheme="majorHAnsi"/>
+      <w:rFonts w:asciiTheme="majorHAnsi" w:eastAsiaTheme="majorEastAsia" w:hAnsiTheme="majorHAnsi" w:cstheme="majorBidi"/>
       <w:iCs/>
-      <w:color w:themeColor="accent1" w:val="4F81BD"/>
+      <w:color w:val="4F81BD" w:themeColor="accent1"/>
       <w:sz w:val="24"/>
       <w:szCs w:val="24"/>
     </w:rPr>
   </w:style>
-  <w:style w:styleId="Heading6" w:type="paragraph">
+  <w:style w:type="paragraph" w:styleId="Heading6">
     <w:name w:val="Heading 6"/>
     <w:basedOn w:val="Normal"/>
     <w:next w:val="BodyText"/>
@@ -9846,17 +9466,17 @@
     <w:pPr>
       <w:keepNext/>
       <w:keepLines/>
-      <w:spacing w:after="0" w:before="200"/>
+      <w:spacing w:before="200" w:after="0"/>
       <w:outlineLvl w:val="5"/>
     </w:pPr>
     <w:rPr>
-      <w:rFonts w:asciiTheme="majorHAnsi" w:cstheme="majorBidi" w:eastAsiaTheme="majorEastAsia" w:hAnsiTheme="majorHAnsi"/>
-      <w:color w:themeColor="accent1" w:val="4F81BD"/>
+      <w:rFonts w:asciiTheme="majorHAnsi" w:eastAsiaTheme="majorEastAsia" w:hAnsiTheme="majorHAnsi" w:cstheme="majorBidi"/>
+      <w:color w:val="4F81BD" w:themeColor="accent1"/>
       <w:sz w:val="24"/>
       <w:szCs w:val="24"/>
     </w:rPr>
   </w:style>
-  <w:style w:styleId="Heading7" w:type="paragraph">
+  <w:style w:type="paragraph" w:styleId="Heading7">
     <w:name w:val="Heading 7"/>
     <w:basedOn w:val="Normal"/>
     <w:next w:val="BodyText"/>
@@ -9866,17 +9486,17 @@
     <w:pPr>
       <w:keepNext/>
       <w:keepLines/>
-      <w:spacing w:after="0" w:before="200"/>
+      <w:spacing w:before="200" w:after="0"/>
       <w:outlineLvl w:val="6"/>
     </w:pPr>
     <w:rPr>
-      <w:rFonts w:asciiTheme="majorHAnsi" w:cstheme="majorBidi" w:eastAsiaTheme="majorEastAsia" w:hAnsiTheme="majorHAnsi"/>
-      <w:color w:themeColor="accent1" w:val="4F81BD"/>
+      <w:rFonts w:asciiTheme="majorHAnsi" w:eastAsiaTheme="majorEastAsia" w:hAnsiTheme="majorHAnsi" w:cstheme="majorBidi"/>
+      <w:color w:val="4F81BD" w:themeColor="accent1"/>
       <w:sz w:val="24"/>
       <w:szCs w:val="24"/>
     </w:rPr>
   </w:style>
-  <w:style w:styleId="Heading8" w:type="paragraph">
+  <w:style w:type="paragraph" w:styleId="Heading8">
     <w:name w:val="Heading 8"/>
     <w:basedOn w:val="Normal"/>
     <w:next w:val="BodyText"/>
@@ -9886,17 +9506,17 @@
     <w:pPr>
       <w:keepNext/>
       <w:keepLines/>
-      <w:spacing w:after="0" w:before="200"/>
+      <w:spacing w:before="200" w:after="0"/>
       <w:outlineLvl w:val="7"/>
     </w:pPr>
     <w:rPr>
-      <w:rFonts w:asciiTheme="majorHAnsi" w:cstheme="majorBidi" w:eastAsiaTheme="majorEastAsia" w:hAnsiTheme="majorHAnsi"/>
-      <w:color w:themeColor="accent1" w:val="4F81BD"/>
+      <w:rFonts w:asciiTheme="majorHAnsi" w:eastAsiaTheme="majorEastAsia" w:hAnsiTheme="majorHAnsi" w:cstheme="majorBidi"/>
+      <w:color w:val="4F81BD" w:themeColor="accent1"/>
       <w:sz w:val="24"/>
       <w:szCs w:val="24"/>
     </w:rPr>
   </w:style>
-  <w:style w:styleId="Heading9" w:type="paragraph">
+  <w:style w:type="paragraph" w:styleId="Heading9">
     <w:name w:val="Heading 9"/>
     <w:basedOn w:val="Normal"/>
     <w:next w:val="BodyText"/>
@@ -9906,17 +9526,17 @@
     <w:pPr>
       <w:keepNext/>
       <w:keepLines/>
-      <w:spacing w:after="0" w:before="200"/>
+      <w:spacing w:before="200" w:after="0"/>
       <w:outlineLvl w:val="8"/>
     </w:pPr>
     <w:rPr>
-      <w:rFonts w:asciiTheme="majorHAnsi" w:cstheme="majorBidi" w:eastAsiaTheme="majorEastAsia" w:hAnsiTheme="majorHAnsi"/>
-      <w:color w:themeColor="accent1" w:val="4F81BD"/>
+      <w:rFonts w:asciiTheme="majorHAnsi" w:eastAsiaTheme="majorEastAsia" w:hAnsiTheme="majorHAnsi" w:cstheme="majorBidi"/>
+      <w:color w:val="4F81BD" w:themeColor="accent1"/>
       <w:sz w:val="24"/>
       <w:szCs w:val="24"/>
     </w:rPr>
   </w:style>
-  <w:style w:styleId="BlockText" w:type="paragraph">
+  <w:style w:type="paragraph" w:styleId="BlockText">
     <w:name w:val="Block Text"/>
     <w:basedOn w:val="BodyText"/>
     <w:next w:val="BodyText"/>
@@ -9924,11 +9544,11 @@
     <w:unhideWhenUsed/>
     <w:qFormat/>
     <w:pPr>
-      <w:spacing w:after="100" w:before="100"/>
+      <w:spacing w:before="100" w:after="100"/>
       <w:ind w:firstLine="0" w:left="480" w:right="480"/>
     </w:pPr>
   </w:style>
-  <w:style w:styleId="FootnoteText" w:type="paragraph">
+  <w:style w:type="paragraph" w:styleId="FootnoteText">
     <w:name w:val="Footnote Text"/>
     <w:basedOn w:val="Normal"/>
     <w:next w:val="FootnoteText"/>
@@ -9936,32 +9556,32 @@
     <w:unhideWhenUsed/>
     <w:qFormat/>
   </w:style>
-  <w:style w:default="1" w:styleId="DefaultParagraphFont" w:type="character">
+  <w:style w:type="character" w:default="1" w:styleId="DefaultParagraphFont">
     <w:name w:val="Default Paragraph Font"/>
     <w:semiHidden/>
     <w:unhideWhenUsed/>
   </w:style>
-  <w:style w:default="1" w:styleId="Table" w:type="table">
+  <w:style w:type="table" w:default="1" w:styleId="Table">
     <w:name w:val="Table"/>
     <w:basedOn w:val="TableNormal"/>
     <w:semiHidden/>
     <w:unhideWhenUsed/>
     <w:qFormat/>
     <w:tblPr>
-      <w:tblInd w:type="dxa" w:w="0"/>
+      <w:tblInd w:w="0" w:type="dxa"/>
       <w:tblBorders>
-        <w:top w:color="C3CAD6" w:space="0" w:sz="4" w:val="single"/>
-        <w:left w:color="C3CAD6" w:space="0" w:sz="4" w:val="single"/>
-        <w:bottom w:color="C3CAD6" w:space="0" w:sz="4" w:val="single"/>
-        <w:right w:color="C3CAD6" w:space="0" w:sz="4" w:val="single"/>
-        <w:insideH w:color="C3CAD6" w:space="0" w:sz="4" w:val="single"/>
-        <w:insideV w:color="C3CAD6" w:space="0" w:sz="4" w:val="single"/>
+        <w:top w:val="single" w:sz="4" w:space="0" w:color="C3CAD6"/>
+        <w:left w:val="single" w:sz="4" w:space="0" w:color="C3CAD6"/>
+        <w:bottom w:val="single" w:sz="4" w:space="0" w:color="C3CAD6"/>
+        <w:right w:val="single" w:sz="4" w:space="0" w:color="C3CAD6"/>
+        <w:insideH w:val="single" w:sz="4" w:space="0" w:color="C3CAD6"/>
+        <w:insideV w:val="single" w:sz="4" w:space="0" w:color="C3CAD6"/>
       </w:tblBorders>
       <w:tblCellMar>
-        <w:top w:type="dxa" w:w="40"/>
-        <w:left w:type="dxa" w:w="80"/>
-        <w:bottom w:type="dxa" w:w="40"/>
-        <w:right w:type="dxa" w:w="80"/>
+        <w:top w:w="40" w:type="dxa"/>
+        <w:left w:w="80" w:type="dxa"/>
+        <w:bottom w:w="40" w:type="dxa"/>
+        <w:right w:w="80" w:type="dxa"/>
       </w:tblCellMar>
     </w:tblPr>
     <w:tblStylePr w:type="firstRow">
@@ -9970,11 +9590,11 @@
         <w:color w:val="FFFFFF"/>
       </w:rPr>
       <w:tcPr>
-        <w:shd w:color="auto" w:fill="1E60AE" w:val="clear"/>
+        <w:shd w:val="clear" w:color="auto" w:fill="1E60AE"/>
       </w:tcPr>
     </w:tblStylePr>
   </w:style>
-  <w:style w:customStyle="1" w:styleId="DefinitionTerm" w:type="paragraph">
+  <w:style w:type="paragraph" w:customStyle="1" w:styleId="DefinitionTerm">
     <w:name w:val="Definition Term"/>
     <w:basedOn w:val="Normal"/>
     <w:next w:val="Definition"/>
@@ -9987,86 +9607,86 @@
       <w:b/>
     </w:rPr>
   </w:style>
-  <w:style w:customStyle="1" w:styleId="Definition" w:type="paragraph">
+  <w:style w:type="paragraph" w:customStyle="1" w:styleId="Definition">
     <w:name w:val="Definition"/>
     <w:basedOn w:val="Normal"/>
   </w:style>
-  <w:style w:styleId="Caption" w:type="paragraph">
+  <w:style w:type="paragraph" w:styleId="Caption">
     <w:name w:val="Caption"/>
     <w:basedOn w:val="Normal"/>
     <w:link w:val="BodyTextChar"/>
     <w:pPr>
-      <w:spacing w:after="120" w:before="0"/>
+      <w:spacing w:before="0" w:after="120"/>
     </w:pPr>
     <w:rPr>
       <w:i/>
     </w:rPr>
   </w:style>
-  <w:style w:customStyle="1" w:styleId="TableCaption" w:type="paragraph">
+  <w:style w:type="paragraph" w:customStyle="1" w:styleId="TableCaption">
     <w:name w:val="Table Caption"/>
     <w:basedOn w:val="Caption"/>
     <w:pPr>
       <w:keepNext/>
     </w:pPr>
     <w:rPr>
-      <w:rFonts w:ascii="Calibri" w:cs="Calibri" w:eastAsia="Calibri" w:hAnsi="Calibri"/>
+      <w:rFonts w:ascii="Calibri" w:hAnsi="Calibri" w:cs="Calibri" w:eastAsia="Calibri"/>
       <w:color w:val="344054"/>
       <w:sz w:val="21"/>
     </w:rPr>
   </w:style>
-  <w:style w:customStyle="1" w:styleId="ImageCaption" w:type="paragraph">
+  <w:style w:type="paragraph" w:customStyle="1" w:styleId="ImageCaption">
     <w:name w:val="Image Caption"/>
     <w:basedOn w:val="Caption"/>
     <w:rPr>
-      <w:rFonts w:ascii="Calibri" w:cs="Calibri" w:eastAsia="Calibri" w:hAnsi="Calibri"/>
+      <w:rFonts w:ascii="Calibri" w:hAnsi="Calibri" w:cs="Calibri" w:eastAsia="Calibri"/>
       <w:color w:val="344054"/>
       <w:sz w:val="21"/>
     </w:rPr>
   </w:style>
-  <w:style w:customStyle="1" w:styleId="Figure" w:type="paragraph">
+  <w:style w:type="paragraph" w:customStyle="1" w:styleId="Figure">
     <w:name w:val="Figure"/>
     <w:basedOn w:val="Normal"/>
   </w:style>
-  <w:style w:customStyle="1" w:styleId="CaptionedFigure" w:type="paragraph">
+  <w:style w:type="paragraph" w:customStyle="1" w:styleId="CaptionedFigure">
     <w:name w:val="Captioned Figure"/>
     <w:basedOn w:val="Figure"/>
     <w:pPr>
       <w:keepNext/>
     </w:pPr>
   </w:style>
-  <w:style w:customStyle="1" w:styleId="BodyTextChar" w:type="character">
+  <w:style w:type="character" w:customStyle="1" w:styleId="BodyTextChar">
     <w:name w:val="Body Text Char"/>
     <w:basedOn w:val="DefaultParagraphFont"/>
     <w:link w:val="BodyText"/>
   </w:style>
-  <w:style w:customStyle="1" w:styleId="VerbatimChar" w:type="character">
+  <w:style w:type="character" w:customStyle="1" w:styleId="VerbatimChar">
     <w:name w:val="Verbatim Char"/>
     <w:basedOn w:val="BodyTextChar"/>
     <w:rPr>
-      <w:rFonts w:ascii="Consolas" w:cs="Consolas" w:eastAsia="Consolas" w:hAnsi="Consolas"/>
+      <w:rFonts w:ascii="Consolas" w:hAnsi="Consolas" w:cs="Consolas" w:eastAsia="Consolas"/>
       <w:color w:val="0F2A4A"/>
       <w:sz w:val="18"/>
     </w:rPr>
   </w:style>
-  <w:style w:customStyle="1" w:styleId="SectionNumber" w:type="character">
+  <w:style w:type="character" w:customStyle="1" w:styleId="SectionNumber">
     <w:name w:val="Section Number"/>
     <w:basedOn w:val="BodyTextChar"/>
   </w:style>
-  <w:style w:styleId="FootnoteReference" w:type="character">
+  <w:style w:type="character" w:styleId="FootnoteReference">
     <w:name w:val="Footnote Reference"/>
     <w:basedOn w:val="BodyTextChar"/>
     <w:rPr>
       <w:vertAlign w:val="superscript"/>
     </w:rPr>
   </w:style>
-  <w:style w:styleId="Hyperlink" w:type="character">
+  <w:style w:type="character" w:styleId="Hyperlink">
     <w:name w:val="Hyperlink"/>
     <w:basedOn w:val="BodyTextChar"/>
     <w:rPr>
-      <w:color w:themeColor="accent1" w:val="4F81BD"/>
+      <w:color w:val="4F81BD" w:themeColor="accent1"/>
     </w:rPr>
   </w:style>
-  <w:style w:styleId="TOCHeading" w:type="paragraph">
+  <w:style w:type="paragraph" w:styleId="TOCHeading">
     <w:name w:val="TOC Heading"/>
     <w:basedOn w:val="Heading1"/>
     <w:next w:val="BodyText"/>
@@ -10078,7 +9698,7 @@
       <w:outlineLvl w:val="9"/>
     </w:pPr>
     <w:rPr>
-      <w:rFonts w:ascii="Calibri" w:cs="Calibri" w:eastAsia="Calibri" w:hAnsi="Calibri"/>
+      <w:rFonts w:ascii="Calibri" w:hAnsi="Calibri" w:cs="Calibri" w:eastAsia="Calibri"/>
       <w:b/>
       <w:bCs w:val="0"/>
       <w:color w:val="1E60AE"/>
@@ -10174,10 +9794,7 @@
   <w:style w:type="character" w:customStyle="1" w:styleId="ImportTok">
     <w:name w:val="ImportTok"/>
     <w:basedOn w:val="VerbatimChar"/>
-    <w:rPr>
-      <w:color w:val="008000"/>
-      <w:b/>
-    </w:rPr>
+    <w:rPr/>
   </w:style>
   <w:style w:type="character" w:customStyle="1" w:styleId="CommentTok">
     <w:name w:val="CommentTok"/>
@@ -10252,9 +9869,7 @@
   <w:style w:type="character" w:customStyle="1" w:styleId="BuiltInTok">
     <w:name w:val="BuiltInTok"/>
     <w:basedOn w:val="VerbatimChar"/>
-    <w:rPr>
-      <w:color w:val="008000"/>
-    </w:rPr>
+    <w:rPr/>
   </w:style>
   <w:style w:type="character" w:customStyle="1" w:styleId="ExtensionTok">
     <w:name w:val="ExtensionTok"/>

--- a/docs/manuals/01-Technical-Documentation.docx
+++ b/docs/manuals/01-Technical-Documentation.docx
@@ -447,7 +447,16 @@
               <w:jc w:val="left"/>
             </w:pPr>
             <w:r>
-              <w:t xml:space="preserve">Technology Stack (02), Administration Guide (03), Governance &amp; Operations (04), User Manual (05), Training Guide (06),</w:t>
+              <w:t xml:space="preserve">Technology Stack (02), Administration Guide (03), Governance &amp; Operations (04), User Manual (</w:t>
+            </w:r>
+            <w:r>
+              <w:rPr>
+                <w:rStyle w:val="VerbatimChar"/>
+              </w:rPr>
+              <w:t xml:space="preserve">docs/Usermanual</w:t>
+            </w:r>
+            <w:r>
+              <w:t xml:space="preserve">), Training Guide (06),</w:t>
             </w:r>
             <w:r>
               <w:t xml:space="preserve"> </w:t>
@@ -703,7 +712,16 @@
         <w:pStyle w:val="BodyText"/>
       </w:pPr>
       <w:r>
-        <w:t xml:space="preserve">This document describes how the system is built and how it behaves technically. How to install and run it is in the Administration Guide (03). How to use it is in the User Manual (05).</w:t>
+        <w:t xml:space="preserve">This document describes how the system is built and how it behaves technically. How to install and run it is in the Administration Guide (03). How to use it is in the User Manual (</w:t>
+      </w:r>
+      <w:r>
+        <w:rPr>
+          <w:rStyle w:val="VerbatimChar"/>
+        </w:rPr>
+        <w:t xml:space="preserve">docs/Usermanual</w:t>
+      </w:r>
+      <w:r>
+        <w:t xml:space="preserve">).</w:t>
       </w:r>
     </w:p>
     <w:p>
